--- a/Documentacao_Turbo_Drift_Final.docx
+++ b/Documentacao_Turbo_Drift_Final.docx
@@ -701,7 +701,7 @@
           <w:color w:val="1A1A2E"/>
           <w:sz w:val="22"/>
         </w:rPr>
-        <w:t>Há oito fases. Cada uma muda a paleta de cores da pista, da faixa central e do céu. As fases não têm checkpoint — quem perde as três vidas recomeça do zero. Isso é intencional: o jogo é curto o suficiente para ser rejogado sem frustração.</w:t>
+        <w:t>A progressão vai até a oitava fase. As paletas de cores se organizam em quatro variações visuais que se repetem em ciclo conforme as fases avançam — a partir da quinta fase, as cores reaproveitam as paletas das primeiras, enquanto a velocidade e a frequência de inimigos continuam aumentando. As fases não têm checkpoint — quem perde as três vidas recomeça do zero. Isso é intencional: o jogo é curto o suficiente para ser rejogado sem frustração.</w:t>
       </w:r>
     </w:p>
     <w:p>
@@ -900,7 +900,7 @@
           <w:color w:val="1A1A2E"/>
           <w:sz w:val="22"/>
         </w:rPr>
-        <w:t>Cada fase tem uma identidade visual própria:</w:t>
+        <w:t>O jogo trabalha com quatro identidades visuais, que se alternam em ciclo ao longo das oito fases:</w:t>
       </w:r>
     </w:p>
     <w:p>
@@ -968,7 +968,7 @@
           <w:color w:val="1A1A2E"/>
           <w:sz w:val="22"/>
         </w:rPr>
-        <w:t>Fase 4 em diante — combinações de roxo, rosa e ciano cada vez mais saturadas</w:t>
+        <w:t>Fase 4 — Noite urbana neon: asfalto azul-escuro, listras roxas, linha central rosa-magenta. Da fase 5 à 8, as quatro paletas acima se repetem em ciclo, enquanto a dificuldade segue subindo.</w:t>
       </w:r>
     </w:p>
     <w:p>
@@ -1128,7 +1128,7 @@
           <w:color w:val="1A1A2E"/>
           <w:sz w:val="22"/>
         </w:rPr>
-        <w:t>O jogador move o carro horizontalmente dentro dos limites da pista. A velocidade vertical sobe com ↑ e cai com ↓, mas tem um piso — o carro nunca para. A velocidade também cresce sozinha conforme o tempo passa.</w:t>
+        <w:t>O jogador move o carro horizontalmente dentro dos limites da pista. A velocidade vertical sobe com ↑ e cai com ↓, mas tem um piso — o carro nunca para. A velocidade também cresce sozinha conforme o tempo passa. Os controles funcionam tanto pelas setas direcionais quanto pelas teclas WASD, e em dispositivos móveis pelo toque e arraste na tela.</w:t>
       </w:r>
     </w:p>
     <w:p>
@@ -1201,6 +1201,42 @@
           <w:sz w:val="22"/>
         </w:rPr>
         <w:t>A barra de nitro carrega apenas quando o jogador pega o power-up correspondente. Ao ativar (tecla Z), o nitro empurra a velocidade acima do limite normal por alguns segundos, com efeito visual azul nas chamas do motor.</w:t>
+      </w:r>
+    </w:p>
+    <w:p>
+      <w:pPr>
+        <w:spacing w:before="40" w:after="40"/>
+      </w:pPr>
+    </w:p>
+    <w:p>
+      <w:pPr>
+        <w:spacing w:before="240" w:after="120"/>
+      </w:pPr>
+      <w:r>
+        <w:rPr>
+          <w:rFonts w:ascii="Arial" w:hAnsi="Arial"/>
+          <w:b/>
+          <w:i w:val="0"/>
+          <w:color w:val="C0392B"/>
+          <w:sz w:val="26"/>
+        </w:rPr>
+        <w:t>Power-ups</w:t>
+      </w:r>
+    </w:p>
+    <w:p>
+      <w:pPr>
+        <w:spacing w:before="80" w:after="80"/>
+        <w:jc w:val="both"/>
+      </w:pPr>
+      <w:r>
+        <w:rPr>
+          <w:rFonts w:ascii="Arial" w:hAnsi="Arial"/>
+          <w:b w:val="0"/>
+          <w:i w:val="0"/>
+          <w:color w:val="1A1A2E"/>
+          <w:sz w:val="22"/>
+        </w:rPr>
+        <w:t>Quatro tipos de power-up surgem periodicamente nas faixas da pista. O de combustível recompõe 30% do tanque; o de nitro recarrega a barra de aceleração extra; o de pontuação concede um bônus fixo de 1.000 pontos; e o de escudo (🛡) torna o carro temporariamente invulnerável, exibindo uma bolha azul ao redor do veículo enquanto o efeito dura. Todos os power-ups também somam um pequeno bônus de pontos ao serem coletados.</w:t>
       </w:r>
     </w:p>
     <w:p>
@@ -1787,7 +1823,7 @@
                 <w:color w:val="1A1A2E"/>
                 <w:sz w:val="20"/>
               </w:rPr>
-              <w:t>• Progressão de dificuldade clara com 8 fases distintas</w:t>
+              <w:t>• Progressão de dificuldade clara ao longo de 8 fases (4 paletas em ciclo)</w:t>
             </w:r>
           </w:p>
           <w:p>
@@ -1899,7 +1935,7 @@
                 <w:color w:val="1A1A2E"/>
                 <w:sz w:val="20"/>
               </w:rPr>
-              <w:t>• Sem tutorial in-game para o controle de nitro</w:t>
+              <w:t>• Instruções de controle apenas na tela inicial, sem tutorial interativo</w:t>
             </w:r>
           </w:p>
           <w:p>
@@ -2997,7 +3033,7 @@
                 <w:color w:val="1A1A2E"/>
                 <w:sz w:val="20"/>
               </w:rPr>
-              <w:t>Em andamento</w:t>
+              <w:t>Concluído</w:t>
             </w:r>
           </w:p>
         </w:tc>
@@ -3139,7 +3175,7 @@
                 <w:color w:val="1A1A2E"/>
                 <w:sz w:val="20"/>
               </w:rPr>
-              <w:t>Pendente</w:t>
+              <w:t>Concluído</w:t>
             </w:r>
           </w:p>
         </w:tc>
@@ -3281,7 +3317,7 @@
                 <w:color w:val="1A1A2E"/>
                 <w:sz w:val="20"/>
               </w:rPr>
-              <w:t>Em andamento</w:t>
+              <w:t>Concluído</w:t>
             </w:r>
           </w:p>
         </w:tc>
@@ -3289,9 +3325,1607 @@
     </w:tbl>
     <w:p>
       <w:pPr>
-        <w:spacing w:before="40" w:after="40"/>
+        <w:spacing w:before="160" w:after="80"/>
       </w:pPr>
+      <w:r>
+        <w:rPr>
+          <w:rFonts w:ascii="Arial" w:hAnsi="Arial"/>
+          <w:b/>
+          <w:color w:val="1A1A2E"/>
+          <w:sz w:val="24"/>
+        </w:rPr>
+        <w:t>Gráfico de Gantt</w:t>
+      </w:r>
     </w:p>
+    <w:tbl>
+      <w:tblPr>
+        <w:tblW w:type="dxa" w:w="9026"/>
+        <w:tblBorders>
+          <w:insideH w:val="single" w:sz="2" w:space="0" w:color="CCCCCC"/>
+          <w:insideV w:val="single" w:sz="2" w:space="0" w:color="CCCCCC"/>
+        </w:tblBorders>
+      </w:tblPr>
+      <w:tblGrid>
+        <w:gridCol w:w="1800"/>
+        <w:gridCol w:w="907"/>
+        <w:gridCol w:w="907"/>
+        <w:gridCol w:w="907"/>
+        <w:gridCol w:w="907"/>
+        <w:gridCol w:w="907"/>
+        <w:gridCol w:w="907"/>
+        <w:gridCol w:w="907"/>
+        <w:gridCol w:w="927"/>
+      </w:tblGrid>
+      <w:tr>
+        <w:tc>
+          <w:tcPr>
+            <w:tcW w:type="dxa" w:w="1800"/>
+            <w:shd w:val="clear" w:color="auto" w:fill="1A1A2E"/>
+            <w:tcBorders>
+              <w:top w:val="single" w:sz="2" w:space="0" w:color="1A1A2E"/>
+              <w:bottom w:val="single" w:sz="2" w:space="0" w:color="1A1A2E"/>
+              <w:left w:val="single" w:sz="2" w:space="0" w:color="1A1A2E"/>
+              <w:right w:val="single" w:sz="2" w:space="0" w:color="1A1A2E"/>
+            </w:tcBorders>
+          </w:tcPr>
+          <w:p>
+            <w:pPr>
+              <w:spacing w:before="40" w:after="40"/>
+              <w:ind w:left="80" w:right="80"/>
+              <w:jc w:val="left"/>
+            </w:pPr>
+            <w:r>
+              <w:rPr>
+                <w:rFonts w:ascii="Arial" w:hAnsi="Arial"/>
+                <w:b/>
+                <w:color w:val="FFFFFF"/>
+                <w:sz w:val="18"/>
+              </w:rPr>
+              <w:t>Etapa</w:t>
+            </w:r>
+          </w:p>
+        </w:tc>
+        <w:tc>
+          <w:tcPr>
+            <w:tcW w:type="dxa" w:w="907"/>
+            <w:shd w:val="clear" w:color="auto" w:fill="1A1A2E"/>
+            <w:tcBorders>
+              <w:top w:val="single" w:sz="2" w:space="0" w:color="1A1A2E"/>
+              <w:bottom w:val="single" w:sz="2" w:space="0" w:color="1A1A2E"/>
+              <w:left w:val="single" w:sz="2" w:space="0" w:color="1A1A2E"/>
+              <w:right w:val="single" w:sz="2" w:space="0" w:color="1A1A2E"/>
+            </w:tcBorders>
+          </w:tcPr>
+          <w:p>
+            <w:pPr>
+              <w:spacing w:before="40" w:after="40"/>
+              <w:ind w:left="40" w:right="40"/>
+              <w:jc w:val="center"/>
+            </w:pPr>
+            <w:r>
+              <w:rPr>
+                <w:rFonts w:ascii="Arial" w:hAnsi="Arial"/>
+                <w:b/>
+                <w:color w:val="FFFFFF"/>
+                <w:sz w:val="18"/>
+              </w:rPr>
+              <w:t>Sem 1</w:t>
+            </w:r>
+          </w:p>
+        </w:tc>
+        <w:tc>
+          <w:tcPr>
+            <w:tcW w:type="dxa" w:w="907"/>
+            <w:shd w:val="clear" w:color="auto" w:fill="1A1A2E"/>
+            <w:tcBorders>
+              <w:top w:val="single" w:sz="2" w:space="0" w:color="1A1A2E"/>
+              <w:bottom w:val="single" w:sz="2" w:space="0" w:color="1A1A2E"/>
+              <w:left w:val="single" w:sz="2" w:space="0" w:color="1A1A2E"/>
+              <w:right w:val="single" w:sz="2" w:space="0" w:color="1A1A2E"/>
+            </w:tcBorders>
+          </w:tcPr>
+          <w:p>
+            <w:pPr>
+              <w:spacing w:before="40" w:after="40"/>
+              <w:ind w:left="40" w:right="40"/>
+              <w:jc w:val="center"/>
+            </w:pPr>
+            <w:r>
+              <w:rPr>
+                <w:rFonts w:ascii="Arial" w:hAnsi="Arial"/>
+                <w:b/>
+                <w:color w:val="FFFFFF"/>
+                <w:sz w:val="18"/>
+              </w:rPr>
+              <w:t>Sem 2</w:t>
+            </w:r>
+          </w:p>
+        </w:tc>
+        <w:tc>
+          <w:tcPr>
+            <w:tcW w:type="dxa" w:w="907"/>
+            <w:shd w:val="clear" w:color="auto" w:fill="1A1A2E"/>
+            <w:tcBorders>
+              <w:top w:val="single" w:sz="2" w:space="0" w:color="1A1A2E"/>
+              <w:bottom w:val="single" w:sz="2" w:space="0" w:color="1A1A2E"/>
+              <w:left w:val="single" w:sz="2" w:space="0" w:color="1A1A2E"/>
+              <w:right w:val="single" w:sz="2" w:space="0" w:color="1A1A2E"/>
+            </w:tcBorders>
+          </w:tcPr>
+          <w:p>
+            <w:pPr>
+              <w:spacing w:before="40" w:after="40"/>
+              <w:ind w:left="40" w:right="40"/>
+              <w:jc w:val="center"/>
+            </w:pPr>
+            <w:r>
+              <w:rPr>
+                <w:rFonts w:ascii="Arial" w:hAnsi="Arial"/>
+                <w:b/>
+                <w:color w:val="FFFFFF"/>
+                <w:sz w:val="18"/>
+              </w:rPr>
+              <w:t>Sem 3</w:t>
+            </w:r>
+          </w:p>
+        </w:tc>
+        <w:tc>
+          <w:tcPr>
+            <w:tcW w:type="dxa" w:w="907"/>
+            <w:shd w:val="clear" w:color="auto" w:fill="1A1A2E"/>
+            <w:tcBorders>
+              <w:top w:val="single" w:sz="2" w:space="0" w:color="1A1A2E"/>
+              <w:bottom w:val="single" w:sz="2" w:space="0" w:color="1A1A2E"/>
+              <w:left w:val="single" w:sz="2" w:space="0" w:color="1A1A2E"/>
+              <w:right w:val="single" w:sz="2" w:space="0" w:color="1A1A2E"/>
+            </w:tcBorders>
+          </w:tcPr>
+          <w:p>
+            <w:pPr>
+              <w:spacing w:before="40" w:after="40"/>
+              <w:ind w:left="40" w:right="40"/>
+              <w:jc w:val="center"/>
+            </w:pPr>
+            <w:r>
+              <w:rPr>
+                <w:rFonts w:ascii="Arial" w:hAnsi="Arial"/>
+                <w:b/>
+                <w:color w:val="FFFFFF"/>
+                <w:sz w:val="18"/>
+              </w:rPr>
+              <w:t>Sem 4</w:t>
+            </w:r>
+          </w:p>
+        </w:tc>
+        <w:tc>
+          <w:tcPr>
+            <w:tcW w:type="dxa" w:w="907"/>
+            <w:shd w:val="clear" w:color="auto" w:fill="1A1A2E"/>
+            <w:tcBorders>
+              <w:top w:val="single" w:sz="2" w:space="0" w:color="1A1A2E"/>
+              <w:bottom w:val="single" w:sz="2" w:space="0" w:color="1A1A2E"/>
+              <w:left w:val="single" w:sz="2" w:space="0" w:color="1A1A2E"/>
+              <w:right w:val="single" w:sz="2" w:space="0" w:color="1A1A2E"/>
+            </w:tcBorders>
+          </w:tcPr>
+          <w:p>
+            <w:pPr>
+              <w:spacing w:before="40" w:after="40"/>
+              <w:ind w:left="40" w:right="40"/>
+              <w:jc w:val="center"/>
+            </w:pPr>
+            <w:r>
+              <w:rPr>
+                <w:rFonts w:ascii="Arial" w:hAnsi="Arial"/>
+                <w:b/>
+                <w:color w:val="FFFFFF"/>
+                <w:sz w:val="18"/>
+              </w:rPr>
+              <w:t>Sem 5</w:t>
+            </w:r>
+          </w:p>
+        </w:tc>
+        <w:tc>
+          <w:tcPr>
+            <w:tcW w:type="dxa" w:w="907"/>
+            <w:shd w:val="clear" w:color="auto" w:fill="1A1A2E"/>
+            <w:tcBorders>
+              <w:top w:val="single" w:sz="2" w:space="0" w:color="1A1A2E"/>
+              <w:bottom w:val="single" w:sz="2" w:space="0" w:color="1A1A2E"/>
+              <w:left w:val="single" w:sz="2" w:space="0" w:color="1A1A2E"/>
+              <w:right w:val="single" w:sz="2" w:space="0" w:color="1A1A2E"/>
+            </w:tcBorders>
+          </w:tcPr>
+          <w:p>
+            <w:pPr>
+              <w:spacing w:before="40" w:after="40"/>
+              <w:ind w:left="40" w:right="40"/>
+              <w:jc w:val="center"/>
+            </w:pPr>
+            <w:r>
+              <w:rPr>
+                <w:rFonts w:ascii="Arial" w:hAnsi="Arial"/>
+                <w:b/>
+                <w:color w:val="FFFFFF"/>
+                <w:sz w:val="18"/>
+              </w:rPr>
+              <w:t>Sem 6</w:t>
+            </w:r>
+          </w:p>
+        </w:tc>
+        <w:tc>
+          <w:tcPr>
+            <w:tcW w:type="dxa" w:w="907"/>
+            <w:shd w:val="clear" w:color="auto" w:fill="1A1A2E"/>
+            <w:tcBorders>
+              <w:top w:val="single" w:sz="2" w:space="0" w:color="1A1A2E"/>
+              <w:bottom w:val="single" w:sz="2" w:space="0" w:color="1A1A2E"/>
+              <w:left w:val="single" w:sz="2" w:space="0" w:color="1A1A2E"/>
+              <w:right w:val="single" w:sz="2" w:space="0" w:color="1A1A2E"/>
+            </w:tcBorders>
+          </w:tcPr>
+          <w:p>
+            <w:pPr>
+              <w:spacing w:before="40" w:after="40"/>
+              <w:ind w:left="40" w:right="40"/>
+              <w:jc w:val="center"/>
+            </w:pPr>
+            <w:r>
+              <w:rPr>
+                <w:rFonts w:ascii="Arial" w:hAnsi="Arial"/>
+                <w:b/>
+                <w:color w:val="FFFFFF"/>
+                <w:sz w:val="18"/>
+              </w:rPr>
+              <w:t>Sem 7</w:t>
+            </w:r>
+          </w:p>
+        </w:tc>
+        <w:tc>
+          <w:tcPr>
+            <w:tcW w:type="dxa" w:w="927"/>
+            <w:shd w:val="clear" w:color="auto" w:fill="1A1A2E"/>
+            <w:tcBorders>
+              <w:top w:val="single" w:sz="2" w:space="0" w:color="1A1A2E"/>
+              <w:bottom w:val="single" w:sz="2" w:space="0" w:color="1A1A2E"/>
+              <w:left w:val="single" w:sz="2" w:space="0" w:color="1A1A2E"/>
+              <w:right w:val="single" w:sz="2" w:space="0" w:color="1A1A2E"/>
+            </w:tcBorders>
+          </w:tcPr>
+          <w:p>
+            <w:pPr>
+              <w:spacing w:before="40" w:after="40"/>
+              <w:ind w:left="40" w:right="40"/>
+              <w:jc w:val="center"/>
+            </w:pPr>
+            <w:r>
+              <w:rPr>
+                <w:rFonts w:ascii="Arial" w:hAnsi="Arial"/>
+                <w:b/>
+                <w:color w:val="FFFFFF"/>
+                <w:sz w:val="18"/>
+              </w:rPr>
+              <w:t>Sem 8</w:t>
+            </w:r>
+          </w:p>
+        </w:tc>
+      </w:tr>
+      <w:tr>
+        <w:tc>
+          <w:tcPr>
+            <w:tcW w:type="dxa" w:w="1800"/>
+            <w:shd w:val="clear" w:color="auto" w:fill="EBF5FB"/>
+            <w:tcBorders>
+              <w:top w:val="single" w:sz="2" w:space="0" w:color="CCCCCC"/>
+              <w:bottom w:val="single" w:sz="2" w:space="0" w:color="CCCCCC"/>
+              <w:left w:val="single" w:sz="2" w:space="0" w:color="CCCCCC"/>
+              <w:right w:val="single" w:sz="2" w:space="0" w:color="CCCCCC"/>
+            </w:tcBorders>
+          </w:tcPr>
+          <w:p>
+            <w:pPr>
+              <w:spacing w:before="40" w:after="40"/>
+              <w:ind w:left="80" w:right="80"/>
+            </w:pPr>
+            <w:r>
+              <w:rPr>
+                <w:rFonts w:ascii="Arial" w:hAnsi="Arial"/>
+                <w:b/>
+                <w:color w:val="1A1A2E"/>
+                <w:sz w:val="18"/>
+              </w:rPr>
+              <w:t>1. Conceito</w:t>
+            </w:r>
+          </w:p>
+        </w:tc>
+        <w:tc>
+          <w:tcPr>
+            <w:tcW w:type="dxa" w:w="907"/>
+            <w:shd w:val="clear" w:color="auto" w:fill="2ECC71"/>
+            <w:tcBorders>
+              <w:top w:val="single" w:sz="2" w:space="0" w:color="CCCCCC"/>
+              <w:bottom w:val="single" w:sz="2" w:space="0" w:color="CCCCCC"/>
+              <w:left w:val="single" w:sz="2" w:space="0" w:color="CCCCCC"/>
+              <w:right w:val="single" w:sz="2" w:space="0" w:color="CCCCCC"/>
+            </w:tcBorders>
+          </w:tcPr>
+          <w:p>
+            <w:pPr>
+              <w:spacing w:before="40" w:after="40"/>
+              <w:jc w:val="center"/>
+            </w:pPr>
+            <w:r>
+              <w:rPr>
+                <w:rFonts w:ascii="Arial" w:hAnsi="Arial"/>
+                <w:b/>
+                <w:color w:val="FFFFFF"/>
+                <w:sz w:val="16"/>
+              </w:rPr>
+              <w:t>✓</w:t>
+            </w:r>
+          </w:p>
+        </w:tc>
+        <w:tc>
+          <w:tcPr>
+            <w:tcW w:type="dxa" w:w="907"/>
+            <w:shd w:val="clear" w:color="auto" w:fill="2ECC71"/>
+            <w:tcBorders>
+              <w:top w:val="single" w:sz="2" w:space="0" w:color="CCCCCC"/>
+              <w:bottom w:val="single" w:sz="2" w:space="0" w:color="CCCCCC"/>
+              <w:left w:val="single" w:sz="2" w:space="0" w:color="CCCCCC"/>
+              <w:right w:val="single" w:sz="2" w:space="0" w:color="CCCCCC"/>
+            </w:tcBorders>
+          </w:tcPr>
+          <w:p>
+            <w:pPr>
+              <w:spacing w:before="40" w:after="40"/>
+              <w:jc w:val="center"/>
+            </w:pPr>
+            <w:r>
+              <w:rPr>
+                <w:rFonts w:ascii="Arial" w:hAnsi="Arial"/>
+                <w:b/>
+                <w:color w:val="FFFFFF"/>
+                <w:sz w:val="16"/>
+              </w:rPr>
+              <w:t>✓</w:t>
+            </w:r>
+          </w:p>
+        </w:tc>
+        <w:tc>
+          <w:tcPr>
+            <w:tcW w:type="dxa" w:w="907"/>
+            <w:shd w:val="clear" w:color="auto" w:fill="F2F3F4"/>
+            <w:tcBorders>
+              <w:top w:val="single" w:sz="2" w:space="0" w:color="CCCCCC"/>
+              <w:bottom w:val="single" w:sz="2" w:space="0" w:color="CCCCCC"/>
+              <w:left w:val="single" w:sz="2" w:space="0" w:color="CCCCCC"/>
+              <w:right w:val="single" w:sz="2" w:space="0" w:color="CCCCCC"/>
+            </w:tcBorders>
+          </w:tcPr>
+          <w:p>
+            <w:pPr>
+              <w:spacing w:before="40" w:after="40"/>
+            </w:pPr>
+          </w:p>
+        </w:tc>
+        <w:tc>
+          <w:tcPr>
+            <w:tcW w:type="dxa" w:w="907"/>
+            <w:shd w:val="clear" w:color="auto" w:fill="F2F3F4"/>
+            <w:tcBorders>
+              <w:top w:val="single" w:sz="2" w:space="0" w:color="CCCCCC"/>
+              <w:bottom w:val="single" w:sz="2" w:space="0" w:color="CCCCCC"/>
+              <w:left w:val="single" w:sz="2" w:space="0" w:color="CCCCCC"/>
+              <w:right w:val="single" w:sz="2" w:space="0" w:color="CCCCCC"/>
+            </w:tcBorders>
+          </w:tcPr>
+          <w:p>
+            <w:pPr>
+              <w:spacing w:before="40" w:after="40"/>
+            </w:pPr>
+          </w:p>
+        </w:tc>
+        <w:tc>
+          <w:tcPr>
+            <w:tcW w:type="dxa" w:w="907"/>
+            <w:shd w:val="clear" w:color="auto" w:fill="F2F3F4"/>
+            <w:tcBorders>
+              <w:top w:val="single" w:sz="2" w:space="0" w:color="CCCCCC"/>
+              <w:bottom w:val="single" w:sz="2" w:space="0" w:color="CCCCCC"/>
+              <w:left w:val="single" w:sz="2" w:space="0" w:color="CCCCCC"/>
+              <w:right w:val="single" w:sz="2" w:space="0" w:color="CCCCCC"/>
+            </w:tcBorders>
+          </w:tcPr>
+          <w:p>
+            <w:pPr>
+              <w:spacing w:before="40" w:after="40"/>
+            </w:pPr>
+          </w:p>
+        </w:tc>
+        <w:tc>
+          <w:tcPr>
+            <w:tcW w:type="dxa" w:w="907"/>
+            <w:shd w:val="clear" w:color="auto" w:fill="F2F3F4"/>
+            <w:tcBorders>
+              <w:top w:val="single" w:sz="2" w:space="0" w:color="CCCCCC"/>
+              <w:bottom w:val="single" w:sz="2" w:space="0" w:color="CCCCCC"/>
+              <w:left w:val="single" w:sz="2" w:space="0" w:color="CCCCCC"/>
+              <w:right w:val="single" w:sz="2" w:space="0" w:color="CCCCCC"/>
+            </w:tcBorders>
+          </w:tcPr>
+          <w:p>
+            <w:pPr>
+              <w:spacing w:before="40" w:after="40"/>
+            </w:pPr>
+          </w:p>
+        </w:tc>
+        <w:tc>
+          <w:tcPr>
+            <w:tcW w:type="dxa" w:w="907"/>
+            <w:shd w:val="clear" w:color="auto" w:fill="F2F3F4"/>
+            <w:tcBorders>
+              <w:top w:val="single" w:sz="2" w:space="0" w:color="CCCCCC"/>
+              <w:bottom w:val="single" w:sz="2" w:space="0" w:color="CCCCCC"/>
+              <w:left w:val="single" w:sz="2" w:space="0" w:color="CCCCCC"/>
+              <w:right w:val="single" w:sz="2" w:space="0" w:color="CCCCCC"/>
+            </w:tcBorders>
+          </w:tcPr>
+          <w:p>
+            <w:pPr>
+              <w:spacing w:before="40" w:after="40"/>
+            </w:pPr>
+          </w:p>
+        </w:tc>
+        <w:tc>
+          <w:tcPr>
+            <w:tcW w:type="dxa" w:w="927"/>
+            <w:shd w:val="clear" w:color="auto" w:fill="F2F3F4"/>
+            <w:tcBorders>
+              <w:top w:val="single" w:sz="2" w:space="0" w:color="CCCCCC"/>
+              <w:bottom w:val="single" w:sz="2" w:space="0" w:color="CCCCCC"/>
+              <w:left w:val="single" w:sz="2" w:space="0" w:color="CCCCCC"/>
+              <w:right w:val="single" w:sz="2" w:space="0" w:color="CCCCCC"/>
+            </w:tcBorders>
+          </w:tcPr>
+          <w:p>
+            <w:pPr>
+              <w:spacing w:before="40" w:after="40"/>
+            </w:pPr>
+          </w:p>
+        </w:tc>
+      </w:tr>
+      <w:tr>
+        <w:tc>
+          <w:tcPr>
+            <w:tcW w:type="dxa" w:w="1800"/>
+            <w:shd w:val="clear" w:color="auto" w:fill="FDFEFE"/>
+            <w:tcBorders>
+              <w:top w:val="single" w:sz="2" w:space="0" w:color="CCCCCC"/>
+              <w:bottom w:val="single" w:sz="2" w:space="0" w:color="CCCCCC"/>
+              <w:left w:val="single" w:sz="2" w:space="0" w:color="CCCCCC"/>
+              <w:right w:val="single" w:sz="2" w:space="0" w:color="CCCCCC"/>
+            </w:tcBorders>
+          </w:tcPr>
+          <w:p>
+            <w:pPr>
+              <w:spacing w:before="40" w:after="40"/>
+              <w:ind w:left="80" w:right="80"/>
+            </w:pPr>
+            <w:r>
+              <w:rPr>
+                <w:rFonts w:ascii="Arial" w:hAnsi="Arial"/>
+                <w:b/>
+                <w:color w:val="1A1A2E"/>
+                <w:sz w:val="18"/>
+              </w:rPr>
+              <w:t>2. Prototipagem</w:t>
+            </w:r>
+          </w:p>
+        </w:tc>
+        <w:tc>
+          <w:tcPr>
+            <w:tcW w:type="dxa" w:w="907"/>
+            <w:shd w:val="clear" w:color="auto" w:fill="F2F3F4"/>
+            <w:tcBorders>
+              <w:top w:val="single" w:sz="2" w:space="0" w:color="CCCCCC"/>
+              <w:bottom w:val="single" w:sz="2" w:space="0" w:color="CCCCCC"/>
+              <w:left w:val="single" w:sz="2" w:space="0" w:color="CCCCCC"/>
+              <w:right w:val="single" w:sz="2" w:space="0" w:color="CCCCCC"/>
+            </w:tcBorders>
+          </w:tcPr>
+          <w:p>
+            <w:pPr>
+              <w:spacing w:before="40" w:after="40"/>
+            </w:pPr>
+          </w:p>
+        </w:tc>
+        <w:tc>
+          <w:tcPr>
+            <w:tcW w:type="dxa" w:w="907"/>
+            <w:shd w:val="clear" w:color="auto" w:fill="F2F3F4"/>
+            <w:tcBorders>
+              <w:top w:val="single" w:sz="2" w:space="0" w:color="CCCCCC"/>
+              <w:bottom w:val="single" w:sz="2" w:space="0" w:color="CCCCCC"/>
+              <w:left w:val="single" w:sz="2" w:space="0" w:color="CCCCCC"/>
+              <w:right w:val="single" w:sz="2" w:space="0" w:color="CCCCCC"/>
+            </w:tcBorders>
+          </w:tcPr>
+          <w:p>
+            <w:pPr>
+              <w:spacing w:before="40" w:after="40"/>
+            </w:pPr>
+          </w:p>
+        </w:tc>
+        <w:tc>
+          <w:tcPr>
+            <w:tcW w:type="dxa" w:w="907"/>
+            <w:shd w:val="clear" w:color="auto" w:fill="2ECC71"/>
+            <w:tcBorders>
+              <w:top w:val="single" w:sz="2" w:space="0" w:color="CCCCCC"/>
+              <w:bottom w:val="single" w:sz="2" w:space="0" w:color="CCCCCC"/>
+              <w:left w:val="single" w:sz="2" w:space="0" w:color="CCCCCC"/>
+              <w:right w:val="single" w:sz="2" w:space="0" w:color="CCCCCC"/>
+            </w:tcBorders>
+          </w:tcPr>
+          <w:p>
+            <w:pPr>
+              <w:spacing w:before="40" w:after="40"/>
+              <w:jc w:val="center"/>
+            </w:pPr>
+            <w:r>
+              <w:rPr>
+                <w:rFonts w:ascii="Arial" w:hAnsi="Arial"/>
+                <w:b/>
+                <w:color w:val="FFFFFF"/>
+                <w:sz w:val="16"/>
+              </w:rPr>
+              <w:t>✓</w:t>
+            </w:r>
+          </w:p>
+        </w:tc>
+        <w:tc>
+          <w:tcPr>
+            <w:tcW w:type="dxa" w:w="907"/>
+            <w:shd w:val="clear" w:color="auto" w:fill="2ECC71"/>
+            <w:tcBorders>
+              <w:top w:val="single" w:sz="2" w:space="0" w:color="CCCCCC"/>
+              <w:bottom w:val="single" w:sz="2" w:space="0" w:color="CCCCCC"/>
+              <w:left w:val="single" w:sz="2" w:space="0" w:color="CCCCCC"/>
+              <w:right w:val="single" w:sz="2" w:space="0" w:color="CCCCCC"/>
+            </w:tcBorders>
+          </w:tcPr>
+          <w:p>
+            <w:pPr>
+              <w:spacing w:before="40" w:after="40"/>
+              <w:jc w:val="center"/>
+            </w:pPr>
+            <w:r>
+              <w:rPr>
+                <w:rFonts w:ascii="Arial" w:hAnsi="Arial"/>
+                <w:b/>
+                <w:color w:val="FFFFFF"/>
+                <w:sz w:val="16"/>
+              </w:rPr>
+              <w:t>✓</w:t>
+            </w:r>
+          </w:p>
+        </w:tc>
+        <w:tc>
+          <w:tcPr>
+            <w:tcW w:type="dxa" w:w="907"/>
+            <w:shd w:val="clear" w:color="auto" w:fill="F2F3F4"/>
+            <w:tcBorders>
+              <w:top w:val="single" w:sz="2" w:space="0" w:color="CCCCCC"/>
+              <w:bottom w:val="single" w:sz="2" w:space="0" w:color="CCCCCC"/>
+              <w:left w:val="single" w:sz="2" w:space="0" w:color="CCCCCC"/>
+              <w:right w:val="single" w:sz="2" w:space="0" w:color="CCCCCC"/>
+            </w:tcBorders>
+          </w:tcPr>
+          <w:p>
+            <w:pPr>
+              <w:spacing w:before="40" w:after="40"/>
+            </w:pPr>
+          </w:p>
+        </w:tc>
+        <w:tc>
+          <w:tcPr>
+            <w:tcW w:type="dxa" w:w="907"/>
+            <w:shd w:val="clear" w:color="auto" w:fill="F2F3F4"/>
+            <w:tcBorders>
+              <w:top w:val="single" w:sz="2" w:space="0" w:color="CCCCCC"/>
+              <w:bottom w:val="single" w:sz="2" w:space="0" w:color="CCCCCC"/>
+              <w:left w:val="single" w:sz="2" w:space="0" w:color="CCCCCC"/>
+              <w:right w:val="single" w:sz="2" w:space="0" w:color="CCCCCC"/>
+            </w:tcBorders>
+          </w:tcPr>
+          <w:p>
+            <w:pPr>
+              <w:spacing w:before="40" w:after="40"/>
+            </w:pPr>
+          </w:p>
+        </w:tc>
+        <w:tc>
+          <w:tcPr>
+            <w:tcW w:type="dxa" w:w="907"/>
+            <w:shd w:val="clear" w:color="auto" w:fill="F2F3F4"/>
+            <w:tcBorders>
+              <w:top w:val="single" w:sz="2" w:space="0" w:color="CCCCCC"/>
+              <w:bottom w:val="single" w:sz="2" w:space="0" w:color="CCCCCC"/>
+              <w:left w:val="single" w:sz="2" w:space="0" w:color="CCCCCC"/>
+              <w:right w:val="single" w:sz="2" w:space="0" w:color="CCCCCC"/>
+            </w:tcBorders>
+          </w:tcPr>
+          <w:p>
+            <w:pPr>
+              <w:spacing w:before="40" w:after="40"/>
+            </w:pPr>
+          </w:p>
+        </w:tc>
+        <w:tc>
+          <w:tcPr>
+            <w:tcW w:type="dxa" w:w="927"/>
+            <w:shd w:val="clear" w:color="auto" w:fill="F2F3F4"/>
+            <w:tcBorders>
+              <w:top w:val="single" w:sz="2" w:space="0" w:color="CCCCCC"/>
+              <w:bottom w:val="single" w:sz="2" w:space="0" w:color="CCCCCC"/>
+              <w:left w:val="single" w:sz="2" w:space="0" w:color="CCCCCC"/>
+              <w:right w:val="single" w:sz="2" w:space="0" w:color="CCCCCC"/>
+            </w:tcBorders>
+          </w:tcPr>
+          <w:p>
+            <w:pPr>
+              <w:spacing w:before="40" w:after="40"/>
+            </w:pPr>
+          </w:p>
+        </w:tc>
+      </w:tr>
+      <w:tr>
+        <w:tc>
+          <w:tcPr>
+            <w:tcW w:type="dxa" w:w="1800"/>
+            <w:shd w:val="clear" w:color="auto" w:fill="EBF5FB"/>
+            <w:tcBorders>
+              <w:top w:val="single" w:sz="2" w:space="0" w:color="CCCCCC"/>
+              <w:bottom w:val="single" w:sz="2" w:space="0" w:color="CCCCCC"/>
+              <w:left w:val="single" w:sz="2" w:space="0" w:color="CCCCCC"/>
+              <w:right w:val="single" w:sz="2" w:space="0" w:color="CCCCCC"/>
+            </w:tcBorders>
+          </w:tcPr>
+          <w:p>
+            <w:pPr>
+              <w:spacing w:before="40" w:after="40"/>
+              <w:ind w:left="80" w:right="80"/>
+            </w:pPr>
+            <w:r>
+              <w:rPr>
+                <w:rFonts w:ascii="Arial" w:hAnsi="Arial"/>
+                <w:b/>
+                <w:color w:val="1A1A2E"/>
+                <w:sz w:val="18"/>
+              </w:rPr>
+              <w:t>3. Arte e Visual</w:t>
+            </w:r>
+          </w:p>
+        </w:tc>
+        <w:tc>
+          <w:tcPr>
+            <w:tcW w:type="dxa" w:w="907"/>
+            <w:shd w:val="clear" w:color="auto" w:fill="F2F3F4"/>
+            <w:tcBorders>
+              <w:top w:val="single" w:sz="2" w:space="0" w:color="CCCCCC"/>
+              <w:bottom w:val="single" w:sz="2" w:space="0" w:color="CCCCCC"/>
+              <w:left w:val="single" w:sz="2" w:space="0" w:color="CCCCCC"/>
+              <w:right w:val="single" w:sz="2" w:space="0" w:color="CCCCCC"/>
+            </w:tcBorders>
+          </w:tcPr>
+          <w:p>
+            <w:pPr>
+              <w:spacing w:before="40" w:after="40"/>
+            </w:pPr>
+          </w:p>
+        </w:tc>
+        <w:tc>
+          <w:tcPr>
+            <w:tcW w:type="dxa" w:w="907"/>
+            <w:shd w:val="clear" w:color="auto" w:fill="F2F3F4"/>
+            <w:tcBorders>
+              <w:top w:val="single" w:sz="2" w:space="0" w:color="CCCCCC"/>
+              <w:bottom w:val="single" w:sz="2" w:space="0" w:color="CCCCCC"/>
+              <w:left w:val="single" w:sz="2" w:space="0" w:color="CCCCCC"/>
+              <w:right w:val="single" w:sz="2" w:space="0" w:color="CCCCCC"/>
+            </w:tcBorders>
+          </w:tcPr>
+          <w:p>
+            <w:pPr>
+              <w:spacing w:before="40" w:after="40"/>
+            </w:pPr>
+          </w:p>
+        </w:tc>
+        <w:tc>
+          <w:tcPr>
+            <w:tcW w:type="dxa" w:w="907"/>
+            <w:shd w:val="clear" w:color="auto" w:fill="F2F3F4"/>
+            <w:tcBorders>
+              <w:top w:val="single" w:sz="2" w:space="0" w:color="CCCCCC"/>
+              <w:bottom w:val="single" w:sz="2" w:space="0" w:color="CCCCCC"/>
+              <w:left w:val="single" w:sz="2" w:space="0" w:color="CCCCCC"/>
+              <w:right w:val="single" w:sz="2" w:space="0" w:color="CCCCCC"/>
+            </w:tcBorders>
+          </w:tcPr>
+          <w:p>
+            <w:pPr>
+              <w:spacing w:before="40" w:after="40"/>
+            </w:pPr>
+          </w:p>
+        </w:tc>
+        <w:tc>
+          <w:tcPr>
+            <w:tcW w:type="dxa" w:w="907"/>
+            <w:shd w:val="clear" w:color="auto" w:fill="2ECC71"/>
+            <w:tcBorders>
+              <w:top w:val="single" w:sz="2" w:space="0" w:color="CCCCCC"/>
+              <w:bottom w:val="single" w:sz="2" w:space="0" w:color="CCCCCC"/>
+              <w:left w:val="single" w:sz="2" w:space="0" w:color="CCCCCC"/>
+              <w:right w:val="single" w:sz="2" w:space="0" w:color="CCCCCC"/>
+            </w:tcBorders>
+          </w:tcPr>
+          <w:p>
+            <w:pPr>
+              <w:spacing w:before="40" w:after="40"/>
+              <w:jc w:val="center"/>
+            </w:pPr>
+            <w:r>
+              <w:rPr>
+                <w:rFonts w:ascii="Arial" w:hAnsi="Arial"/>
+                <w:b/>
+                <w:color w:val="FFFFFF"/>
+                <w:sz w:val="16"/>
+              </w:rPr>
+              <w:t>✓</w:t>
+            </w:r>
+          </w:p>
+        </w:tc>
+        <w:tc>
+          <w:tcPr>
+            <w:tcW w:type="dxa" w:w="907"/>
+            <w:shd w:val="clear" w:color="auto" w:fill="2ECC71"/>
+            <w:tcBorders>
+              <w:top w:val="single" w:sz="2" w:space="0" w:color="CCCCCC"/>
+              <w:bottom w:val="single" w:sz="2" w:space="0" w:color="CCCCCC"/>
+              <w:left w:val="single" w:sz="2" w:space="0" w:color="CCCCCC"/>
+              <w:right w:val="single" w:sz="2" w:space="0" w:color="CCCCCC"/>
+            </w:tcBorders>
+          </w:tcPr>
+          <w:p>
+            <w:pPr>
+              <w:spacing w:before="40" w:after="40"/>
+              <w:jc w:val="center"/>
+            </w:pPr>
+            <w:r>
+              <w:rPr>
+                <w:rFonts w:ascii="Arial" w:hAnsi="Arial"/>
+                <w:b/>
+                <w:color w:val="FFFFFF"/>
+                <w:sz w:val="16"/>
+              </w:rPr>
+              <w:t>✓</w:t>
+            </w:r>
+          </w:p>
+        </w:tc>
+        <w:tc>
+          <w:tcPr>
+            <w:tcW w:type="dxa" w:w="907"/>
+            <w:shd w:val="clear" w:color="auto" w:fill="F2F3F4"/>
+            <w:tcBorders>
+              <w:top w:val="single" w:sz="2" w:space="0" w:color="CCCCCC"/>
+              <w:bottom w:val="single" w:sz="2" w:space="0" w:color="CCCCCC"/>
+              <w:left w:val="single" w:sz="2" w:space="0" w:color="CCCCCC"/>
+              <w:right w:val="single" w:sz="2" w:space="0" w:color="CCCCCC"/>
+            </w:tcBorders>
+          </w:tcPr>
+          <w:p>
+            <w:pPr>
+              <w:spacing w:before="40" w:after="40"/>
+            </w:pPr>
+          </w:p>
+        </w:tc>
+        <w:tc>
+          <w:tcPr>
+            <w:tcW w:type="dxa" w:w="907"/>
+            <w:shd w:val="clear" w:color="auto" w:fill="F2F3F4"/>
+            <w:tcBorders>
+              <w:top w:val="single" w:sz="2" w:space="0" w:color="CCCCCC"/>
+              <w:bottom w:val="single" w:sz="2" w:space="0" w:color="CCCCCC"/>
+              <w:left w:val="single" w:sz="2" w:space="0" w:color="CCCCCC"/>
+              <w:right w:val="single" w:sz="2" w:space="0" w:color="CCCCCC"/>
+            </w:tcBorders>
+          </w:tcPr>
+          <w:p>
+            <w:pPr>
+              <w:spacing w:before="40" w:after="40"/>
+            </w:pPr>
+          </w:p>
+        </w:tc>
+        <w:tc>
+          <w:tcPr>
+            <w:tcW w:type="dxa" w:w="927"/>
+            <w:shd w:val="clear" w:color="auto" w:fill="F2F3F4"/>
+            <w:tcBorders>
+              <w:top w:val="single" w:sz="2" w:space="0" w:color="CCCCCC"/>
+              <w:bottom w:val="single" w:sz="2" w:space="0" w:color="CCCCCC"/>
+              <w:left w:val="single" w:sz="2" w:space="0" w:color="CCCCCC"/>
+              <w:right w:val="single" w:sz="2" w:space="0" w:color="CCCCCC"/>
+            </w:tcBorders>
+          </w:tcPr>
+          <w:p>
+            <w:pPr>
+              <w:spacing w:before="40" w:after="40"/>
+            </w:pPr>
+          </w:p>
+        </w:tc>
+      </w:tr>
+      <w:tr>
+        <w:tc>
+          <w:tcPr>
+            <w:tcW w:type="dxa" w:w="1800"/>
+            <w:shd w:val="clear" w:color="auto" w:fill="FDFEFE"/>
+            <w:tcBorders>
+              <w:top w:val="single" w:sz="2" w:space="0" w:color="CCCCCC"/>
+              <w:bottom w:val="single" w:sz="2" w:space="0" w:color="CCCCCC"/>
+              <w:left w:val="single" w:sz="2" w:space="0" w:color="CCCCCC"/>
+              <w:right w:val="single" w:sz="2" w:space="0" w:color="CCCCCC"/>
+            </w:tcBorders>
+          </w:tcPr>
+          <w:p>
+            <w:pPr>
+              <w:spacing w:before="40" w:after="40"/>
+              <w:ind w:left="80" w:right="80"/>
+            </w:pPr>
+            <w:r>
+              <w:rPr>
+                <w:rFonts w:ascii="Arial" w:hAnsi="Arial"/>
+                <w:b/>
+                <w:color w:val="1A1A2E"/>
+                <w:sz w:val="18"/>
+              </w:rPr>
+              <w:t>4. Mecânicas</w:t>
+            </w:r>
+          </w:p>
+        </w:tc>
+        <w:tc>
+          <w:tcPr>
+            <w:tcW w:type="dxa" w:w="907"/>
+            <w:shd w:val="clear" w:color="auto" w:fill="F2F3F4"/>
+            <w:tcBorders>
+              <w:top w:val="single" w:sz="2" w:space="0" w:color="CCCCCC"/>
+              <w:bottom w:val="single" w:sz="2" w:space="0" w:color="CCCCCC"/>
+              <w:left w:val="single" w:sz="2" w:space="0" w:color="CCCCCC"/>
+              <w:right w:val="single" w:sz="2" w:space="0" w:color="CCCCCC"/>
+            </w:tcBorders>
+          </w:tcPr>
+          <w:p>
+            <w:pPr>
+              <w:spacing w:before="40" w:after="40"/>
+            </w:pPr>
+          </w:p>
+        </w:tc>
+        <w:tc>
+          <w:tcPr>
+            <w:tcW w:type="dxa" w:w="907"/>
+            <w:shd w:val="clear" w:color="auto" w:fill="F2F3F4"/>
+            <w:tcBorders>
+              <w:top w:val="single" w:sz="2" w:space="0" w:color="CCCCCC"/>
+              <w:bottom w:val="single" w:sz="2" w:space="0" w:color="CCCCCC"/>
+              <w:left w:val="single" w:sz="2" w:space="0" w:color="CCCCCC"/>
+              <w:right w:val="single" w:sz="2" w:space="0" w:color="CCCCCC"/>
+            </w:tcBorders>
+          </w:tcPr>
+          <w:p>
+            <w:pPr>
+              <w:spacing w:before="40" w:after="40"/>
+            </w:pPr>
+          </w:p>
+        </w:tc>
+        <w:tc>
+          <w:tcPr>
+            <w:tcW w:type="dxa" w:w="907"/>
+            <w:shd w:val="clear" w:color="auto" w:fill="F2F3F4"/>
+            <w:tcBorders>
+              <w:top w:val="single" w:sz="2" w:space="0" w:color="CCCCCC"/>
+              <w:bottom w:val="single" w:sz="2" w:space="0" w:color="CCCCCC"/>
+              <w:left w:val="single" w:sz="2" w:space="0" w:color="CCCCCC"/>
+              <w:right w:val="single" w:sz="2" w:space="0" w:color="CCCCCC"/>
+            </w:tcBorders>
+          </w:tcPr>
+          <w:p>
+            <w:pPr>
+              <w:spacing w:before="40" w:after="40"/>
+            </w:pPr>
+          </w:p>
+        </w:tc>
+        <w:tc>
+          <w:tcPr>
+            <w:tcW w:type="dxa" w:w="907"/>
+            <w:shd w:val="clear" w:color="auto" w:fill="F2F3F4"/>
+            <w:tcBorders>
+              <w:top w:val="single" w:sz="2" w:space="0" w:color="CCCCCC"/>
+              <w:bottom w:val="single" w:sz="2" w:space="0" w:color="CCCCCC"/>
+              <w:left w:val="single" w:sz="2" w:space="0" w:color="CCCCCC"/>
+              <w:right w:val="single" w:sz="2" w:space="0" w:color="CCCCCC"/>
+            </w:tcBorders>
+          </w:tcPr>
+          <w:p>
+            <w:pPr>
+              <w:spacing w:before="40" w:after="40"/>
+            </w:pPr>
+          </w:p>
+        </w:tc>
+        <w:tc>
+          <w:tcPr>
+            <w:tcW w:type="dxa" w:w="907"/>
+            <w:shd w:val="clear" w:color="auto" w:fill="2ECC71"/>
+            <w:tcBorders>
+              <w:top w:val="single" w:sz="2" w:space="0" w:color="CCCCCC"/>
+              <w:bottom w:val="single" w:sz="2" w:space="0" w:color="CCCCCC"/>
+              <w:left w:val="single" w:sz="2" w:space="0" w:color="CCCCCC"/>
+              <w:right w:val="single" w:sz="2" w:space="0" w:color="CCCCCC"/>
+            </w:tcBorders>
+          </w:tcPr>
+          <w:p>
+            <w:pPr>
+              <w:spacing w:before="40" w:after="40"/>
+              <w:jc w:val="center"/>
+            </w:pPr>
+            <w:r>
+              <w:rPr>
+                <w:rFonts w:ascii="Arial" w:hAnsi="Arial"/>
+                <w:b/>
+                <w:color w:val="FFFFFF"/>
+                <w:sz w:val="16"/>
+              </w:rPr>
+              <w:t>✓</w:t>
+            </w:r>
+          </w:p>
+        </w:tc>
+        <w:tc>
+          <w:tcPr>
+            <w:tcW w:type="dxa" w:w="907"/>
+            <w:shd w:val="clear" w:color="auto" w:fill="2ECC71"/>
+            <w:tcBorders>
+              <w:top w:val="single" w:sz="2" w:space="0" w:color="CCCCCC"/>
+              <w:bottom w:val="single" w:sz="2" w:space="0" w:color="CCCCCC"/>
+              <w:left w:val="single" w:sz="2" w:space="0" w:color="CCCCCC"/>
+              <w:right w:val="single" w:sz="2" w:space="0" w:color="CCCCCC"/>
+            </w:tcBorders>
+          </w:tcPr>
+          <w:p>
+            <w:pPr>
+              <w:spacing w:before="40" w:after="40"/>
+              <w:jc w:val="center"/>
+            </w:pPr>
+            <w:r>
+              <w:rPr>
+                <w:rFonts w:ascii="Arial" w:hAnsi="Arial"/>
+                <w:b/>
+                <w:color w:val="FFFFFF"/>
+                <w:sz w:val="16"/>
+              </w:rPr>
+              <w:t>✓</w:t>
+            </w:r>
+          </w:p>
+        </w:tc>
+        <w:tc>
+          <w:tcPr>
+            <w:tcW w:type="dxa" w:w="907"/>
+            <w:shd w:val="clear" w:color="auto" w:fill="F2F3F4"/>
+            <w:tcBorders>
+              <w:top w:val="single" w:sz="2" w:space="0" w:color="CCCCCC"/>
+              <w:bottom w:val="single" w:sz="2" w:space="0" w:color="CCCCCC"/>
+              <w:left w:val="single" w:sz="2" w:space="0" w:color="CCCCCC"/>
+              <w:right w:val="single" w:sz="2" w:space="0" w:color="CCCCCC"/>
+            </w:tcBorders>
+          </w:tcPr>
+          <w:p>
+            <w:pPr>
+              <w:spacing w:before="40" w:after="40"/>
+            </w:pPr>
+          </w:p>
+        </w:tc>
+        <w:tc>
+          <w:tcPr>
+            <w:tcW w:type="dxa" w:w="927"/>
+            <w:shd w:val="clear" w:color="auto" w:fill="F2F3F4"/>
+            <w:tcBorders>
+              <w:top w:val="single" w:sz="2" w:space="0" w:color="CCCCCC"/>
+              <w:bottom w:val="single" w:sz="2" w:space="0" w:color="CCCCCC"/>
+              <w:left w:val="single" w:sz="2" w:space="0" w:color="CCCCCC"/>
+              <w:right w:val="single" w:sz="2" w:space="0" w:color="CCCCCC"/>
+            </w:tcBorders>
+          </w:tcPr>
+          <w:p>
+            <w:pPr>
+              <w:spacing w:before="40" w:after="40"/>
+            </w:pPr>
+          </w:p>
+        </w:tc>
+      </w:tr>
+      <w:tr>
+        <w:tc>
+          <w:tcPr>
+            <w:tcW w:type="dxa" w:w="1800"/>
+            <w:shd w:val="clear" w:color="auto" w:fill="EBF5FB"/>
+            <w:tcBorders>
+              <w:top w:val="single" w:sz="2" w:space="0" w:color="CCCCCC"/>
+              <w:bottom w:val="single" w:sz="2" w:space="0" w:color="CCCCCC"/>
+              <w:left w:val="single" w:sz="2" w:space="0" w:color="CCCCCC"/>
+              <w:right w:val="single" w:sz="2" w:space="0" w:color="CCCCCC"/>
+            </w:tcBorders>
+          </w:tcPr>
+          <w:p>
+            <w:pPr>
+              <w:spacing w:before="40" w:after="40"/>
+              <w:ind w:left="80" w:right="80"/>
+            </w:pPr>
+            <w:r>
+              <w:rPr>
+                <w:rFonts w:ascii="Arial" w:hAnsi="Arial"/>
+                <w:b/>
+                <w:color w:val="1A1A2E"/>
+                <w:sz w:val="18"/>
+              </w:rPr>
+              <w:t>5. Balanceamento</w:t>
+            </w:r>
+          </w:p>
+        </w:tc>
+        <w:tc>
+          <w:tcPr>
+            <w:tcW w:type="dxa" w:w="907"/>
+            <w:shd w:val="clear" w:color="auto" w:fill="F2F3F4"/>
+            <w:tcBorders>
+              <w:top w:val="single" w:sz="2" w:space="0" w:color="CCCCCC"/>
+              <w:bottom w:val="single" w:sz="2" w:space="0" w:color="CCCCCC"/>
+              <w:left w:val="single" w:sz="2" w:space="0" w:color="CCCCCC"/>
+              <w:right w:val="single" w:sz="2" w:space="0" w:color="CCCCCC"/>
+            </w:tcBorders>
+          </w:tcPr>
+          <w:p>
+            <w:pPr>
+              <w:spacing w:before="40" w:after="40"/>
+            </w:pPr>
+          </w:p>
+        </w:tc>
+        <w:tc>
+          <w:tcPr>
+            <w:tcW w:type="dxa" w:w="907"/>
+            <w:shd w:val="clear" w:color="auto" w:fill="F2F3F4"/>
+            <w:tcBorders>
+              <w:top w:val="single" w:sz="2" w:space="0" w:color="CCCCCC"/>
+              <w:bottom w:val="single" w:sz="2" w:space="0" w:color="CCCCCC"/>
+              <w:left w:val="single" w:sz="2" w:space="0" w:color="CCCCCC"/>
+              <w:right w:val="single" w:sz="2" w:space="0" w:color="CCCCCC"/>
+            </w:tcBorders>
+          </w:tcPr>
+          <w:p>
+            <w:pPr>
+              <w:spacing w:before="40" w:after="40"/>
+            </w:pPr>
+          </w:p>
+        </w:tc>
+        <w:tc>
+          <w:tcPr>
+            <w:tcW w:type="dxa" w:w="907"/>
+            <w:shd w:val="clear" w:color="auto" w:fill="F2F3F4"/>
+            <w:tcBorders>
+              <w:top w:val="single" w:sz="2" w:space="0" w:color="CCCCCC"/>
+              <w:bottom w:val="single" w:sz="2" w:space="0" w:color="CCCCCC"/>
+              <w:left w:val="single" w:sz="2" w:space="0" w:color="CCCCCC"/>
+              <w:right w:val="single" w:sz="2" w:space="0" w:color="CCCCCC"/>
+            </w:tcBorders>
+          </w:tcPr>
+          <w:p>
+            <w:pPr>
+              <w:spacing w:before="40" w:after="40"/>
+            </w:pPr>
+          </w:p>
+        </w:tc>
+        <w:tc>
+          <w:tcPr>
+            <w:tcW w:type="dxa" w:w="907"/>
+            <w:shd w:val="clear" w:color="auto" w:fill="F2F3F4"/>
+            <w:tcBorders>
+              <w:top w:val="single" w:sz="2" w:space="0" w:color="CCCCCC"/>
+              <w:bottom w:val="single" w:sz="2" w:space="0" w:color="CCCCCC"/>
+              <w:left w:val="single" w:sz="2" w:space="0" w:color="CCCCCC"/>
+              <w:right w:val="single" w:sz="2" w:space="0" w:color="CCCCCC"/>
+            </w:tcBorders>
+          </w:tcPr>
+          <w:p>
+            <w:pPr>
+              <w:spacing w:before="40" w:after="40"/>
+            </w:pPr>
+          </w:p>
+        </w:tc>
+        <w:tc>
+          <w:tcPr>
+            <w:tcW w:type="dxa" w:w="907"/>
+            <w:shd w:val="clear" w:color="auto" w:fill="F2F3F4"/>
+            <w:tcBorders>
+              <w:top w:val="single" w:sz="2" w:space="0" w:color="CCCCCC"/>
+              <w:bottom w:val="single" w:sz="2" w:space="0" w:color="CCCCCC"/>
+              <w:left w:val="single" w:sz="2" w:space="0" w:color="CCCCCC"/>
+              <w:right w:val="single" w:sz="2" w:space="0" w:color="CCCCCC"/>
+            </w:tcBorders>
+          </w:tcPr>
+          <w:p>
+            <w:pPr>
+              <w:spacing w:before="40" w:after="40"/>
+            </w:pPr>
+          </w:p>
+        </w:tc>
+        <w:tc>
+          <w:tcPr>
+            <w:tcW w:type="dxa" w:w="907"/>
+            <w:shd w:val="clear" w:color="auto" w:fill="2ECC71"/>
+            <w:tcBorders>
+              <w:top w:val="single" w:sz="2" w:space="0" w:color="CCCCCC"/>
+              <w:bottom w:val="single" w:sz="2" w:space="0" w:color="CCCCCC"/>
+              <w:left w:val="single" w:sz="2" w:space="0" w:color="CCCCCC"/>
+              <w:right w:val="single" w:sz="2" w:space="0" w:color="CCCCCC"/>
+            </w:tcBorders>
+          </w:tcPr>
+          <w:p>
+            <w:pPr>
+              <w:spacing w:before="40" w:after="40"/>
+              <w:jc w:val="center"/>
+            </w:pPr>
+            <w:r>
+              <w:rPr>
+                <w:rFonts w:ascii="Arial" w:hAnsi="Arial"/>
+                <w:b/>
+                <w:color w:val="FFFFFF"/>
+                <w:sz w:val="16"/>
+              </w:rPr>
+              <w:t>✓</w:t>
+            </w:r>
+          </w:p>
+        </w:tc>
+        <w:tc>
+          <w:tcPr>
+            <w:tcW w:type="dxa" w:w="907"/>
+            <w:shd w:val="clear" w:color="auto" w:fill="2ECC71"/>
+            <w:tcBorders>
+              <w:top w:val="single" w:sz="2" w:space="0" w:color="CCCCCC"/>
+              <w:bottom w:val="single" w:sz="2" w:space="0" w:color="CCCCCC"/>
+              <w:left w:val="single" w:sz="2" w:space="0" w:color="CCCCCC"/>
+              <w:right w:val="single" w:sz="2" w:space="0" w:color="CCCCCC"/>
+            </w:tcBorders>
+          </w:tcPr>
+          <w:p>
+            <w:pPr>
+              <w:spacing w:before="40" w:after="40"/>
+              <w:jc w:val="center"/>
+            </w:pPr>
+            <w:r>
+              <w:rPr>
+                <w:rFonts w:ascii="Arial" w:hAnsi="Arial"/>
+                <w:b/>
+                <w:color w:val="FFFFFF"/>
+                <w:sz w:val="16"/>
+              </w:rPr>
+              <w:t>✓</w:t>
+            </w:r>
+          </w:p>
+        </w:tc>
+        <w:tc>
+          <w:tcPr>
+            <w:tcW w:type="dxa" w:w="927"/>
+            <w:shd w:val="clear" w:color="auto" w:fill="F2F3F4"/>
+            <w:tcBorders>
+              <w:top w:val="single" w:sz="2" w:space="0" w:color="CCCCCC"/>
+              <w:bottom w:val="single" w:sz="2" w:space="0" w:color="CCCCCC"/>
+              <w:left w:val="single" w:sz="2" w:space="0" w:color="CCCCCC"/>
+              <w:right w:val="single" w:sz="2" w:space="0" w:color="CCCCCC"/>
+            </w:tcBorders>
+          </w:tcPr>
+          <w:p>
+            <w:pPr>
+              <w:spacing w:before="40" w:after="40"/>
+            </w:pPr>
+          </w:p>
+        </w:tc>
+      </w:tr>
+      <w:tr>
+        <w:tc>
+          <w:tcPr>
+            <w:tcW w:type="dxa" w:w="1800"/>
+            <w:shd w:val="clear" w:color="auto" w:fill="FDFEFE"/>
+            <w:tcBorders>
+              <w:top w:val="single" w:sz="2" w:space="0" w:color="CCCCCC"/>
+              <w:bottom w:val="single" w:sz="2" w:space="0" w:color="CCCCCC"/>
+              <w:left w:val="single" w:sz="2" w:space="0" w:color="CCCCCC"/>
+              <w:right w:val="single" w:sz="2" w:space="0" w:color="CCCCCC"/>
+            </w:tcBorders>
+          </w:tcPr>
+          <w:p>
+            <w:pPr>
+              <w:spacing w:before="40" w:after="40"/>
+              <w:ind w:left="80" w:right="80"/>
+            </w:pPr>
+            <w:r>
+              <w:rPr>
+                <w:rFonts w:ascii="Arial" w:hAnsi="Arial"/>
+                <w:b/>
+                <w:color w:val="1A1A2E"/>
+                <w:sz w:val="18"/>
+              </w:rPr>
+              <w:t>6. Testes</w:t>
+            </w:r>
+          </w:p>
+        </w:tc>
+        <w:tc>
+          <w:tcPr>
+            <w:tcW w:type="dxa" w:w="907"/>
+            <w:shd w:val="clear" w:color="auto" w:fill="F2F3F4"/>
+            <w:tcBorders>
+              <w:top w:val="single" w:sz="2" w:space="0" w:color="CCCCCC"/>
+              <w:bottom w:val="single" w:sz="2" w:space="0" w:color="CCCCCC"/>
+              <w:left w:val="single" w:sz="2" w:space="0" w:color="CCCCCC"/>
+              <w:right w:val="single" w:sz="2" w:space="0" w:color="CCCCCC"/>
+            </w:tcBorders>
+          </w:tcPr>
+          <w:p>
+            <w:pPr>
+              <w:spacing w:before="40" w:after="40"/>
+            </w:pPr>
+          </w:p>
+        </w:tc>
+        <w:tc>
+          <w:tcPr>
+            <w:tcW w:type="dxa" w:w="907"/>
+            <w:shd w:val="clear" w:color="auto" w:fill="F2F3F4"/>
+            <w:tcBorders>
+              <w:top w:val="single" w:sz="2" w:space="0" w:color="CCCCCC"/>
+              <w:bottom w:val="single" w:sz="2" w:space="0" w:color="CCCCCC"/>
+              <w:left w:val="single" w:sz="2" w:space="0" w:color="CCCCCC"/>
+              <w:right w:val="single" w:sz="2" w:space="0" w:color="CCCCCC"/>
+            </w:tcBorders>
+          </w:tcPr>
+          <w:p>
+            <w:pPr>
+              <w:spacing w:before="40" w:after="40"/>
+            </w:pPr>
+          </w:p>
+        </w:tc>
+        <w:tc>
+          <w:tcPr>
+            <w:tcW w:type="dxa" w:w="907"/>
+            <w:shd w:val="clear" w:color="auto" w:fill="F2F3F4"/>
+            <w:tcBorders>
+              <w:top w:val="single" w:sz="2" w:space="0" w:color="CCCCCC"/>
+              <w:bottom w:val="single" w:sz="2" w:space="0" w:color="CCCCCC"/>
+              <w:left w:val="single" w:sz="2" w:space="0" w:color="CCCCCC"/>
+              <w:right w:val="single" w:sz="2" w:space="0" w:color="CCCCCC"/>
+            </w:tcBorders>
+          </w:tcPr>
+          <w:p>
+            <w:pPr>
+              <w:spacing w:before="40" w:after="40"/>
+            </w:pPr>
+          </w:p>
+        </w:tc>
+        <w:tc>
+          <w:tcPr>
+            <w:tcW w:type="dxa" w:w="907"/>
+            <w:shd w:val="clear" w:color="auto" w:fill="F2F3F4"/>
+            <w:tcBorders>
+              <w:top w:val="single" w:sz="2" w:space="0" w:color="CCCCCC"/>
+              <w:bottom w:val="single" w:sz="2" w:space="0" w:color="CCCCCC"/>
+              <w:left w:val="single" w:sz="2" w:space="0" w:color="CCCCCC"/>
+              <w:right w:val="single" w:sz="2" w:space="0" w:color="CCCCCC"/>
+            </w:tcBorders>
+          </w:tcPr>
+          <w:p>
+            <w:pPr>
+              <w:spacing w:before="40" w:after="40"/>
+            </w:pPr>
+          </w:p>
+        </w:tc>
+        <w:tc>
+          <w:tcPr>
+            <w:tcW w:type="dxa" w:w="907"/>
+            <w:shd w:val="clear" w:color="auto" w:fill="F2F3F4"/>
+            <w:tcBorders>
+              <w:top w:val="single" w:sz="2" w:space="0" w:color="CCCCCC"/>
+              <w:bottom w:val="single" w:sz="2" w:space="0" w:color="CCCCCC"/>
+              <w:left w:val="single" w:sz="2" w:space="0" w:color="CCCCCC"/>
+              <w:right w:val="single" w:sz="2" w:space="0" w:color="CCCCCC"/>
+            </w:tcBorders>
+          </w:tcPr>
+          <w:p>
+            <w:pPr>
+              <w:spacing w:before="40" w:after="40"/>
+            </w:pPr>
+          </w:p>
+        </w:tc>
+        <w:tc>
+          <w:tcPr>
+            <w:tcW w:type="dxa" w:w="907"/>
+            <w:shd w:val="clear" w:color="auto" w:fill="F2F3F4"/>
+            <w:tcBorders>
+              <w:top w:val="single" w:sz="2" w:space="0" w:color="CCCCCC"/>
+              <w:bottom w:val="single" w:sz="2" w:space="0" w:color="CCCCCC"/>
+              <w:left w:val="single" w:sz="2" w:space="0" w:color="CCCCCC"/>
+              <w:right w:val="single" w:sz="2" w:space="0" w:color="CCCCCC"/>
+            </w:tcBorders>
+          </w:tcPr>
+          <w:p>
+            <w:pPr>
+              <w:spacing w:before="40" w:after="40"/>
+            </w:pPr>
+          </w:p>
+        </w:tc>
+        <w:tc>
+          <w:tcPr>
+            <w:tcW w:type="dxa" w:w="907"/>
+            <w:shd w:val="clear" w:color="auto" w:fill="2ECC71"/>
+            <w:tcBorders>
+              <w:top w:val="single" w:sz="2" w:space="0" w:color="CCCCCC"/>
+              <w:bottom w:val="single" w:sz="2" w:space="0" w:color="CCCCCC"/>
+              <w:left w:val="single" w:sz="2" w:space="0" w:color="CCCCCC"/>
+              <w:right w:val="single" w:sz="2" w:space="0" w:color="CCCCCC"/>
+            </w:tcBorders>
+          </w:tcPr>
+          <w:p>
+            <w:pPr>
+              <w:spacing w:before="40" w:after="40"/>
+              <w:jc w:val="center"/>
+            </w:pPr>
+            <w:r>
+              <w:rPr>
+                <w:rFonts w:ascii="Arial" w:hAnsi="Arial"/>
+                <w:b/>
+                <w:color w:val="FFFFFF"/>
+                <w:sz w:val="16"/>
+              </w:rPr>
+              <w:t>✓</w:t>
+            </w:r>
+          </w:p>
+        </w:tc>
+        <w:tc>
+          <w:tcPr>
+            <w:tcW w:type="dxa" w:w="927"/>
+            <w:shd w:val="clear" w:color="auto" w:fill="2ECC71"/>
+            <w:tcBorders>
+              <w:top w:val="single" w:sz="2" w:space="0" w:color="CCCCCC"/>
+              <w:bottom w:val="single" w:sz="2" w:space="0" w:color="CCCCCC"/>
+              <w:left w:val="single" w:sz="2" w:space="0" w:color="CCCCCC"/>
+              <w:right w:val="single" w:sz="2" w:space="0" w:color="CCCCCC"/>
+            </w:tcBorders>
+          </w:tcPr>
+          <w:p>
+            <w:pPr>
+              <w:spacing w:before="40" w:after="40"/>
+              <w:jc w:val="center"/>
+            </w:pPr>
+            <w:r>
+              <w:rPr>
+                <w:rFonts w:ascii="Arial" w:hAnsi="Arial"/>
+                <w:b/>
+                <w:color w:val="FFFFFF"/>
+                <w:sz w:val="16"/>
+              </w:rPr>
+              <w:t>✓</w:t>
+            </w:r>
+          </w:p>
+        </w:tc>
+      </w:tr>
+      <w:tr>
+        <w:tc>
+          <w:tcPr>
+            <w:tcW w:type="dxa" w:w="1800"/>
+            <w:shd w:val="clear" w:color="auto" w:fill="EBF5FB"/>
+            <w:tcBorders>
+              <w:top w:val="single" w:sz="2" w:space="0" w:color="CCCCCC"/>
+              <w:bottom w:val="single" w:sz="2" w:space="0" w:color="CCCCCC"/>
+              <w:left w:val="single" w:sz="2" w:space="0" w:color="CCCCCC"/>
+              <w:right w:val="single" w:sz="2" w:space="0" w:color="CCCCCC"/>
+            </w:tcBorders>
+          </w:tcPr>
+          <w:p>
+            <w:pPr>
+              <w:spacing w:before="40" w:after="40"/>
+              <w:ind w:left="80" w:right="80"/>
+            </w:pPr>
+            <w:r>
+              <w:rPr>
+                <w:rFonts w:ascii="Arial" w:hAnsi="Arial"/>
+                <w:b/>
+                <w:color w:val="1A1A2E"/>
+                <w:sz w:val="18"/>
+              </w:rPr>
+              <w:t>7. Documentação</w:t>
+            </w:r>
+          </w:p>
+        </w:tc>
+        <w:tc>
+          <w:tcPr>
+            <w:tcW w:type="dxa" w:w="907"/>
+            <w:shd w:val="clear" w:color="auto" w:fill="F2F3F4"/>
+            <w:tcBorders>
+              <w:top w:val="single" w:sz="2" w:space="0" w:color="CCCCCC"/>
+              <w:bottom w:val="single" w:sz="2" w:space="0" w:color="CCCCCC"/>
+              <w:left w:val="single" w:sz="2" w:space="0" w:color="CCCCCC"/>
+              <w:right w:val="single" w:sz="2" w:space="0" w:color="CCCCCC"/>
+            </w:tcBorders>
+          </w:tcPr>
+          <w:p>
+            <w:pPr>
+              <w:spacing w:before="40" w:after="40"/>
+            </w:pPr>
+          </w:p>
+        </w:tc>
+        <w:tc>
+          <w:tcPr>
+            <w:tcW w:type="dxa" w:w="907"/>
+            <w:shd w:val="clear" w:color="auto" w:fill="F2F3F4"/>
+            <w:tcBorders>
+              <w:top w:val="single" w:sz="2" w:space="0" w:color="CCCCCC"/>
+              <w:bottom w:val="single" w:sz="2" w:space="0" w:color="CCCCCC"/>
+              <w:left w:val="single" w:sz="2" w:space="0" w:color="CCCCCC"/>
+              <w:right w:val="single" w:sz="2" w:space="0" w:color="CCCCCC"/>
+            </w:tcBorders>
+          </w:tcPr>
+          <w:p>
+            <w:pPr>
+              <w:spacing w:before="40" w:after="40"/>
+            </w:pPr>
+          </w:p>
+        </w:tc>
+        <w:tc>
+          <w:tcPr>
+            <w:tcW w:type="dxa" w:w="907"/>
+            <w:shd w:val="clear" w:color="auto" w:fill="F2F3F4"/>
+            <w:tcBorders>
+              <w:top w:val="single" w:sz="2" w:space="0" w:color="CCCCCC"/>
+              <w:bottom w:val="single" w:sz="2" w:space="0" w:color="CCCCCC"/>
+              <w:left w:val="single" w:sz="2" w:space="0" w:color="CCCCCC"/>
+              <w:right w:val="single" w:sz="2" w:space="0" w:color="CCCCCC"/>
+            </w:tcBorders>
+          </w:tcPr>
+          <w:p>
+            <w:pPr>
+              <w:spacing w:before="40" w:after="40"/>
+            </w:pPr>
+          </w:p>
+        </w:tc>
+        <w:tc>
+          <w:tcPr>
+            <w:tcW w:type="dxa" w:w="907"/>
+            <w:shd w:val="clear" w:color="auto" w:fill="F2F3F4"/>
+            <w:tcBorders>
+              <w:top w:val="single" w:sz="2" w:space="0" w:color="CCCCCC"/>
+              <w:bottom w:val="single" w:sz="2" w:space="0" w:color="CCCCCC"/>
+              <w:left w:val="single" w:sz="2" w:space="0" w:color="CCCCCC"/>
+              <w:right w:val="single" w:sz="2" w:space="0" w:color="CCCCCC"/>
+            </w:tcBorders>
+          </w:tcPr>
+          <w:p>
+            <w:pPr>
+              <w:spacing w:before="40" w:after="40"/>
+            </w:pPr>
+          </w:p>
+        </w:tc>
+        <w:tc>
+          <w:tcPr>
+            <w:tcW w:type="dxa" w:w="907"/>
+            <w:shd w:val="clear" w:color="auto" w:fill="F2F3F4"/>
+            <w:tcBorders>
+              <w:top w:val="single" w:sz="2" w:space="0" w:color="CCCCCC"/>
+              <w:bottom w:val="single" w:sz="2" w:space="0" w:color="CCCCCC"/>
+              <w:left w:val="single" w:sz="2" w:space="0" w:color="CCCCCC"/>
+              <w:right w:val="single" w:sz="2" w:space="0" w:color="CCCCCC"/>
+            </w:tcBorders>
+          </w:tcPr>
+          <w:p>
+            <w:pPr>
+              <w:spacing w:before="40" w:after="40"/>
+            </w:pPr>
+          </w:p>
+        </w:tc>
+        <w:tc>
+          <w:tcPr>
+            <w:tcW w:type="dxa" w:w="907"/>
+            <w:shd w:val="clear" w:color="auto" w:fill="F2F3F4"/>
+            <w:tcBorders>
+              <w:top w:val="single" w:sz="2" w:space="0" w:color="CCCCCC"/>
+              <w:bottom w:val="single" w:sz="2" w:space="0" w:color="CCCCCC"/>
+              <w:left w:val="single" w:sz="2" w:space="0" w:color="CCCCCC"/>
+              <w:right w:val="single" w:sz="2" w:space="0" w:color="CCCCCC"/>
+            </w:tcBorders>
+          </w:tcPr>
+          <w:p>
+            <w:pPr>
+              <w:spacing w:before="40" w:after="40"/>
+            </w:pPr>
+          </w:p>
+        </w:tc>
+        <w:tc>
+          <w:tcPr>
+            <w:tcW w:type="dxa" w:w="907"/>
+            <w:shd w:val="clear" w:color="auto" w:fill="F2F3F4"/>
+            <w:tcBorders>
+              <w:top w:val="single" w:sz="2" w:space="0" w:color="CCCCCC"/>
+              <w:bottom w:val="single" w:sz="2" w:space="0" w:color="CCCCCC"/>
+              <w:left w:val="single" w:sz="2" w:space="0" w:color="CCCCCC"/>
+              <w:right w:val="single" w:sz="2" w:space="0" w:color="CCCCCC"/>
+            </w:tcBorders>
+          </w:tcPr>
+          <w:p>
+            <w:pPr>
+              <w:spacing w:before="40" w:after="40"/>
+            </w:pPr>
+          </w:p>
+        </w:tc>
+        <w:tc>
+          <w:tcPr>
+            <w:tcW w:type="dxa" w:w="927"/>
+            <w:shd w:val="clear" w:color="auto" w:fill="2ECC71"/>
+            <w:tcBorders>
+              <w:top w:val="single" w:sz="2" w:space="0" w:color="CCCCCC"/>
+              <w:bottom w:val="single" w:sz="2" w:space="0" w:color="CCCCCC"/>
+              <w:left w:val="single" w:sz="2" w:space="0" w:color="CCCCCC"/>
+              <w:right w:val="single" w:sz="2" w:space="0" w:color="CCCCCC"/>
+            </w:tcBorders>
+          </w:tcPr>
+          <w:p>
+            <w:pPr>
+              <w:spacing w:before="40" w:after="40"/>
+              <w:jc w:val="center"/>
+            </w:pPr>
+            <w:r>
+              <w:rPr>
+                <w:rFonts w:ascii="Arial" w:hAnsi="Arial"/>
+                <w:b/>
+                <w:color w:val="FFFFFF"/>
+                <w:sz w:val="16"/>
+              </w:rPr>
+              <w:t>✓</w:t>
+            </w:r>
+          </w:p>
+        </w:tc>
+      </w:tr>
+      <w:tr>
+        <w:tc>
+          <w:tcPr>
+            <w:tcW w:type="dxa" w:w="9026"/>
+            <w:gridSpan w:val="9"/>
+            <w:shd w:val="clear" w:color="auto" w:fill="F8F9F9"/>
+            <w:tcBorders>
+              <w:top w:val="single" w:sz="2" w:space="0" w:color="CCCCCC"/>
+              <w:bottom w:val="single" w:sz="2" w:space="0" w:color="CCCCCC"/>
+              <w:left w:val="single" w:sz="2" w:space="0" w:color="CCCCCC"/>
+              <w:right w:val="single" w:sz="2" w:space="0" w:color="CCCCCC"/>
+            </w:tcBorders>
+          </w:tcPr>
+          <w:p>
+            <w:pPr>
+              <w:spacing w:before="40" w:after="40"/>
+              <w:ind w:left="80" w:right="80"/>
+            </w:pPr>
+            <w:r>
+              <w:rPr>
+                <w:rFonts w:ascii="Arial" w:hAnsi="Arial"/>
+                <w:b/>
+                <w:color w:val="2ECC71"/>
+                <w:sz w:val="18"/>
+              </w:rPr>
+              <w:t xml:space="preserve">✓ Concluído </w:t>
+            </w:r>
+          </w:p>
+        </w:tc>
+      </w:tr>
+    </w:tbl>
     <w:p>
       <w:pPr>
         <w:spacing w:before="40" w:after="40"/>
@@ -3328,7 +4962,7 @@
           <w:color w:val="1A1A2E"/>
           <w:sz w:val="22"/>
         </w:rPr>
-        <w:t>O projeto foi desenvolvido exclusivamente com ferramentas gratuitas e de código aberto. O custo total de produção é zero — qualquer estudante com um computador e acesso à internet consegue reproduzir e expandir o projeto.</w:t>
+        <w:t>O projeto foi desenvolvido com uma combinação de ferramentas gratuitas e recursos com custo estimado para fins acadêmicos. O orçamento abaixo considera valores de mercado para licenças, hardware, serviços e horas de trabalho da equipe, simulando um cenário real de desenvolvimento independente.</w:t>
       </w:r>
     </w:p>
     <w:p>
@@ -3544,7 +5178,7 @@
                 <w:color w:val="1A1A2E"/>
                 <w:sz w:val="20"/>
               </w:rPr>
-              <w:t>R$ 0,00</w:t>
+              <w:t>R$ 149,90</w:t>
             </w:r>
           </w:p>
         </w:tc>
@@ -3572,7 +5206,7 @@
                 <w:color w:val="1A1A2E"/>
                 <w:sz w:val="20"/>
               </w:rPr>
-              <w:t>Software gratuito</w:t>
+              <w:t>Licença anual individual</w:t>
             </w:r>
           </w:p>
         </w:tc>
@@ -3686,7 +5320,7 @@
                 <w:color w:val="1A1A2E"/>
                 <w:sz w:val="20"/>
               </w:rPr>
-              <w:t>Software gratuito</w:t>
+              <w:t>Software gratuito (open source)</w:t>
             </w:r>
           </w:p>
         </w:tc>
@@ -3800,7 +5434,7 @@
                 <w:color w:val="1A1A2E"/>
                 <w:sz w:val="20"/>
               </w:rPr>
-              <w:t>Nativo no navegador</w:t>
+              <w:t>API nativa — sem licença</w:t>
             </w:r>
           </w:p>
         </w:tc>
@@ -3914,7 +5548,7 @@
                 <w:color w:val="1A1A2E"/>
                 <w:sz w:val="20"/>
               </w:rPr>
-              <w:t>Licença open source</w:t>
+              <w:t>Licença OFL — uso livre</w:t>
             </w:r>
           </w:p>
         </w:tc>
@@ -4000,7 +5634,7 @@
                 <w:color w:val="1A1A2E"/>
                 <w:sz w:val="20"/>
               </w:rPr>
-              <w:t>R$ 0,00</w:t>
+              <w:t>R$ 3.200,00</w:t>
             </w:r>
           </w:p>
         </w:tc>
@@ -4028,7 +5662,7 @@
                 <w:color w:val="1A1A2E"/>
                 <w:sz w:val="20"/>
               </w:rPr>
-              <w:t>Equipamento próprio</w:t>
+              <w:t>Notebook gamer — valor estimado por membro</w:t>
             </w:r>
           </w:p>
         </w:tc>
@@ -4114,7 +5748,7 @@
                 <w:color w:val="1A1A2E"/>
                 <w:sz w:val="20"/>
               </w:rPr>
-              <w:t>R$ 0,00</w:t>
+              <w:t>R$ 89,70</w:t>
             </w:r>
           </w:p>
         </w:tc>
@@ -4142,7 +5776,493 @@
                 <w:color w:val="1A1A2E"/>
                 <w:sz w:val="20"/>
               </w:rPr>
-              <w:t>Plano gratuito</w:t>
+              <w:t>Plano pago — 3 meses</w:t>
+            </w:r>
+          </w:p>
+        </w:tc>
+      </w:tr>
+      <w:tr>
+        <w:tc>
+          <w:tcPr>
+            <w:tcW w:type="dxa" w:w="9072"/>
+            <w:gridSpan w:val="4"/>
+            <w:shd w:val="clear" w:color="auto" w:fill="2C3E50"/>
+            <w:tcBorders>
+              <w:top w:val="single" w:sz="2" w:space="0" w:color="2C3E50"/>
+              <w:bottom w:val="single" w:sz="2" w:space="0" w:color="2C3E50"/>
+              <w:left w:val="single" w:sz="2" w:space="0" w:color="2C3E50"/>
+              <w:right w:val="single" w:sz="2" w:space="0" w:color="2C3E50"/>
+            </w:tcBorders>
+          </w:tcPr>
+          <w:p>
+            <w:pPr>
+              <w:spacing w:before="40" w:after="40"/>
+              <w:ind w:left="80" w:right="80"/>
+            </w:pPr>
+            <w:r>
+              <w:rPr>
+                <w:rFonts w:ascii="Arial" w:hAnsi="Arial"/>
+                <w:b/>
+                <w:color w:val="FFFFFF"/>
+                <w:sz w:val="20"/>
+              </w:rPr>
+              <w:t>Mão de Obra (R$ 40–65/h, 8 semanas)</w:t>
+            </w:r>
+          </w:p>
+        </w:tc>
+      </w:tr>
+      <w:tr>
+        <w:tc>
+          <w:tcPr>
+            <w:tcW w:type="dxa" w:w="2268"/>
+            <w:shd w:val="clear" w:color="auto" w:fill="F9F9F9"/>
+            <w:tcBorders>
+              <w:top w:val="single" w:sz="2" w:space="0" w:color="DDDDDD"/>
+              <w:bottom w:val="single" w:sz="2" w:space="0" w:color="DDDDDD"/>
+              <w:left w:val="single" w:sz="2" w:space="0" w:color="DDDDDD"/>
+              <w:right w:val="single" w:sz="2" w:space="0" w:color="DDDDDD"/>
+            </w:tcBorders>
+          </w:tcPr>
+          <w:p>
+            <w:pPr>
+              <w:spacing w:before="40" w:after="40"/>
+              <w:ind w:left="80" w:right="80"/>
+              <w:jc w:val="left"/>
+            </w:pPr>
+            <w:r>
+              <w:rPr>
+                <w:rFonts w:ascii="Arial" w:hAnsi="Arial"/>
+                <w:b w:val="0"/>
+                <w:color w:val="1A1A2E"/>
+                <w:sz w:val="20"/>
+              </w:rPr>
+              <w:t>Desenvolvedor Front-end (4 membros)</w:t>
+            </w:r>
+          </w:p>
+        </w:tc>
+        <w:tc>
+          <w:tcPr>
+            <w:tcW w:type="dxa" w:w="2268"/>
+            <w:shd w:val="clear" w:color="auto" w:fill="F9F9F9"/>
+            <w:tcBorders>
+              <w:top w:val="single" w:sz="2" w:space="0" w:color="DDDDDD"/>
+              <w:bottom w:val="single" w:sz="2" w:space="0" w:color="DDDDDD"/>
+              <w:left w:val="single" w:sz="2" w:space="0" w:color="DDDDDD"/>
+              <w:right w:val="single" w:sz="2" w:space="0" w:color="DDDDDD"/>
+            </w:tcBorders>
+          </w:tcPr>
+          <w:p>
+            <w:pPr>
+              <w:spacing w:before="40" w:after="40"/>
+              <w:ind w:left="80" w:right="80"/>
+              <w:jc w:val="left"/>
+            </w:pPr>
+            <w:r>
+              <w:rPr>
+                <w:rFonts w:ascii="Arial" w:hAnsi="Arial"/>
+                <w:b w:val="0"/>
+                <w:color w:val="1A1A2E"/>
+                <w:sz w:val="20"/>
+              </w:rPr>
+              <w:t>Mão de Obra</w:t>
+            </w:r>
+          </w:p>
+        </w:tc>
+        <w:tc>
+          <w:tcPr>
+            <w:tcW w:type="dxa" w:w="2268"/>
+            <w:shd w:val="clear" w:color="auto" w:fill="F9F9F9"/>
+            <w:tcBorders>
+              <w:top w:val="single" w:sz="2" w:space="0" w:color="DDDDDD"/>
+              <w:bottom w:val="single" w:sz="2" w:space="0" w:color="DDDDDD"/>
+              <w:left w:val="single" w:sz="2" w:space="0" w:color="DDDDDD"/>
+              <w:right w:val="single" w:sz="2" w:space="0" w:color="DDDDDD"/>
+            </w:tcBorders>
+          </w:tcPr>
+          <w:p>
+            <w:pPr>
+              <w:spacing w:before="40" w:after="40"/>
+              <w:ind w:left="80" w:right="80"/>
+              <w:jc w:val="right"/>
+            </w:pPr>
+            <w:r>
+              <w:rPr>
+                <w:rFonts w:ascii="Arial" w:hAnsi="Arial"/>
+                <w:b w:val="0"/>
+                <w:color w:val="1A1A2E"/>
+                <w:sz w:val="20"/>
+              </w:rPr>
+              <w:t>R$ 5.760,00</w:t>
+            </w:r>
+          </w:p>
+        </w:tc>
+        <w:tc>
+          <w:tcPr>
+            <w:tcW w:type="dxa" w:w="2268"/>
+            <w:shd w:val="clear" w:color="auto" w:fill="F9F9F9"/>
+            <w:tcBorders>
+              <w:top w:val="single" w:sz="2" w:space="0" w:color="DDDDDD"/>
+              <w:bottom w:val="single" w:sz="2" w:space="0" w:color="DDDDDD"/>
+              <w:left w:val="single" w:sz="2" w:space="0" w:color="DDDDDD"/>
+              <w:right w:val="single" w:sz="2" w:space="0" w:color="DDDDDD"/>
+            </w:tcBorders>
+          </w:tcPr>
+          <w:p>
+            <w:pPr>
+              <w:spacing w:before="40" w:after="40"/>
+              <w:ind w:left="80" w:right="80"/>
+              <w:jc w:val="left"/>
+            </w:pPr>
+            <w:r>
+              <w:rPr>
+                <w:rFonts w:ascii="Arial" w:hAnsi="Arial"/>
+                <w:b w:val="0"/>
+                <w:color w:val="1A1A2E"/>
+                <w:sz w:val="20"/>
+              </w:rPr>
+              <w:t>4 devs × 32h × R$ 45,00/h</w:t>
+            </w:r>
+          </w:p>
+        </w:tc>
+      </w:tr>
+      <w:tr>
+        <w:tc>
+          <w:tcPr>
+            <w:tcW w:type="dxa" w:w="2268"/>
+            <w:shd w:val="clear" w:color="auto" w:fill="FFFFFF"/>
+            <w:tcBorders>
+              <w:top w:val="single" w:sz="2" w:space="0" w:color="DDDDDD"/>
+              <w:bottom w:val="single" w:sz="2" w:space="0" w:color="DDDDDD"/>
+              <w:left w:val="single" w:sz="2" w:space="0" w:color="DDDDDD"/>
+              <w:right w:val="single" w:sz="2" w:space="0" w:color="DDDDDD"/>
+            </w:tcBorders>
+          </w:tcPr>
+          <w:p>
+            <w:pPr>
+              <w:spacing w:before="40" w:after="40"/>
+              <w:ind w:left="80" w:right="80"/>
+              <w:jc w:val="left"/>
+            </w:pPr>
+            <w:r>
+              <w:rPr>
+                <w:rFonts w:ascii="Arial" w:hAnsi="Arial"/>
+                <w:b w:val="0"/>
+                <w:color w:val="1A1A2E"/>
+                <w:sz w:val="20"/>
+              </w:rPr>
+              <w:t>Gerente de Projeto (1 membro)</w:t>
+            </w:r>
+          </w:p>
+        </w:tc>
+        <w:tc>
+          <w:tcPr>
+            <w:tcW w:type="dxa" w:w="2268"/>
+            <w:shd w:val="clear" w:color="auto" w:fill="FFFFFF"/>
+            <w:tcBorders>
+              <w:top w:val="single" w:sz="2" w:space="0" w:color="DDDDDD"/>
+              <w:bottom w:val="single" w:sz="2" w:space="0" w:color="DDDDDD"/>
+              <w:left w:val="single" w:sz="2" w:space="0" w:color="DDDDDD"/>
+              <w:right w:val="single" w:sz="2" w:space="0" w:color="DDDDDD"/>
+            </w:tcBorders>
+          </w:tcPr>
+          <w:p>
+            <w:pPr>
+              <w:spacing w:before="40" w:after="40"/>
+              <w:ind w:left="80" w:right="80"/>
+              <w:jc w:val="left"/>
+            </w:pPr>
+            <w:r>
+              <w:rPr>
+                <w:rFonts w:ascii="Arial" w:hAnsi="Arial"/>
+                <w:b w:val="0"/>
+                <w:color w:val="1A1A2E"/>
+                <w:sz w:val="20"/>
+              </w:rPr>
+              <w:t>Mão de Obra</w:t>
+            </w:r>
+          </w:p>
+        </w:tc>
+        <w:tc>
+          <w:tcPr>
+            <w:tcW w:type="dxa" w:w="2268"/>
+            <w:shd w:val="clear" w:color="auto" w:fill="FFFFFF"/>
+            <w:tcBorders>
+              <w:top w:val="single" w:sz="2" w:space="0" w:color="DDDDDD"/>
+              <w:bottom w:val="single" w:sz="2" w:space="0" w:color="DDDDDD"/>
+              <w:left w:val="single" w:sz="2" w:space="0" w:color="DDDDDD"/>
+              <w:right w:val="single" w:sz="2" w:space="0" w:color="DDDDDD"/>
+            </w:tcBorders>
+          </w:tcPr>
+          <w:p>
+            <w:pPr>
+              <w:spacing w:before="40" w:after="40"/>
+              <w:ind w:left="80" w:right="80"/>
+              <w:jc w:val="right"/>
+            </w:pPr>
+            <w:r>
+              <w:rPr>
+                <w:rFonts w:ascii="Arial" w:hAnsi="Arial"/>
+                <w:b w:val="0"/>
+                <w:color w:val="1A1A2E"/>
+                <w:sz w:val="20"/>
+              </w:rPr>
+              <w:t>R$ 2.080,00</w:t>
+            </w:r>
+          </w:p>
+        </w:tc>
+        <w:tc>
+          <w:tcPr>
+            <w:tcW w:type="dxa" w:w="2268"/>
+            <w:shd w:val="clear" w:color="auto" w:fill="FFFFFF"/>
+            <w:tcBorders>
+              <w:top w:val="single" w:sz="2" w:space="0" w:color="DDDDDD"/>
+              <w:bottom w:val="single" w:sz="2" w:space="0" w:color="DDDDDD"/>
+              <w:left w:val="single" w:sz="2" w:space="0" w:color="DDDDDD"/>
+              <w:right w:val="single" w:sz="2" w:space="0" w:color="DDDDDD"/>
+            </w:tcBorders>
+          </w:tcPr>
+          <w:p>
+            <w:pPr>
+              <w:spacing w:before="40" w:after="40"/>
+              <w:ind w:left="80" w:right="80"/>
+              <w:jc w:val="left"/>
+            </w:pPr>
+            <w:r>
+              <w:rPr>
+                <w:rFonts w:ascii="Arial" w:hAnsi="Arial"/>
+                <w:b w:val="0"/>
+                <w:color w:val="1A1A2E"/>
+                <w:sz w:val="20"/>
+              </w:rPr>
+              <w:t>1 PM × 32h × R$ 65,00/h</w:t>
+            </w:r>
+          </w:p>
+        </w:tc>
+      </w:tr>
+      <w:tr>
+        <w:tc>
+          <w:tcPr>
+            <w:tcW w:type="dxa" w:w="2268"/>
+            <w:shd w:val="clear" w:color="auto" w:fill="F9F9F9"/>
+            <w:tcBorders>
+              <w:top w:val="single" w:sz="2" w:space="0" w:color="DDDDDD"/>
+              <w:bottom w:val="single" w:sz="2" w:space="0" w:color="DDDDDD"/>
+              <w:left w:val="single" w:sz="2" w:space="0" w:color="DDDDDD"/>
+              <w:right w:val="single" w:sz="2" w:space="0" w:color="DDDDDD"/>
+            </w:tcBorders>
+          </w:tcPr>
+          <w:p>
+            <w:pPr>
+              <w:spacing w:before="40" w:after="40"/>
+              <w:ind w:left="80" w:right="80"/>
+              <w:jc w:val="left"/>
+            </w:pPr>
+            <w:r>
+              <w:rPr>
+                <w:rFonts w:ascii="Arial" w:hAnsi="Arial"/>
+                <w:b w:val="0"/>
+                <w:color w:val="1A1A2E"/>
+                <w:sz w:val="20"/>
+              </w:rPr>
+              <w:t>Designer de UI/UX (1 membro)</w:t>
+            </w:r>
+          </w:p>
+        </w:tc>
+        <w:tc>
+          <w:tcPr>
+            <w:tcW w:type="dxa" w:w="2268"/>
+            <w:shd w:val="clear" w:color="auto" w:fill="F9F9F9"/>
+            <w:tcBorders>
+              <w:top w:val="single" w:sz="2" w:space="0" w:color="DDDDDD"/>
+              <w:bottom w:val="single" w:sz="2" w:space="0" w:color="DDDDDD"/>
+              <w:left w:val="single" w:sz="2" w:space="0" w:color="DDDDDD"/>
+              <w:right w:val="single" w:sz="2" w:space="0" w:color="DDDDDD"/>
+            </w:tcBorders>
+          </w:tcPr>
+          <w:p>
+            <w:pPr>
+              <w:spacing w:before="40" w:after="40"/>
+              <w:ind w:left="80" w:right="80"/>
+              <w:jc w:val="left"/>
+            </w:pPr>
+            <w:r>
+              <w:rPr>
+                <w:rFonts w:ascii="Arial" w:hAnsi="Arial"/>
+                <w:b w:val="0"/>
+                <w:color w:val="1A1A2E"/>
+                <w:sz w:val="20"/>
+              </w:rPr>
+              <w:t>Mão de Obra</w:t>
+            </w:r>
+          </w:p>
+        </w:tc>
+        <w:tc>
+          <w:tcPr>
+            <w:tcW w:type="dxa" w:w="2268"/>
+            <w:shd w:val="clear" w:color="auto" w:fill="F9F9F9"/>
+            <w:tcBorders>
+              <w:top w:val="single" w:sz="2" w:space="0" w:color="DDDDDD"/>
+              <w:bottom w:val="single" w:sz="2" w:space="0" w:color="DDDDDD"/>
+              <w:left w:val="single" w:sz="2" w:space="0" w:color="DDDDDD"/>
+              <w:right w:val="single" w:sz="2" w:space="0" w:color="DDDDDD"/>
+            </w:tcBorders>
+          </w:tcPr>
+          <w:p>
+            <w:pPr>
+              <w:spacing w:before="40" w:after="40"/>
+              <w:ind w:left="80" w:right="80"/>
+              <w:jc w:val="right"/>
+            </w:pPr>
+            <w:r>
+              <w:rPr>
+                <w:rFonts w:ascii="Arial" w:hAnsi="Arial"/>
+                <w:b w:val="0"/>
+                <w:color w:val="1A1A2E"/>
+                <w:sz w:val="20"/>
+              </w:rPr>
+              <w:t>R$ 1.100,00</w:t>
+            </w:r>
+          </w:p>
+        </w:tc>
+        <w:tc>
+          <w:tcPr>
+            <w:tcW w:type="dxa" w:w="2268"/>
+            <w:shd w:val="clear" w:color="auto" w:fill="F9F9F9"/>
+            <w:tcBorders>
+              <w:top w:val="single" w:sz="2" w:space="0" w:color="DDDDDD"/>
+              <w:bottom w:val="single" w:sz="2" w:space="0" w:color="DDDDDD"/>
+              <w:left w:val="single" w:sz="2" w:space="0" w:color="DDDDDD"/>
+              <w:right w:val="single" w:sz="2" w:space="0" w:color="DDDDDD"/>
+            </w:tcBorders>
+          </w:tcPr>
+          <w:p>
+            <w:pPr>
+              <w:spacing w:before="40" w:after="40"/>
+              <w:ind w:left="80" w:right="80"/>
+              <w:jc w:val="left"/>
+            </w:pPr>
+            <w:r>
+              <w:rPr>
+                <w:rFonts w:ascii="Arial" w:hAnsi="Arial"/>
+                <w:b w:val="0"/>
+                <w:color w:val="1A1A2E"/>
+                <w:sz w:val="20"/>
+              </w:rPr>
+              <w:t>1 designer × 20h × R$ 55,00/h</w:t>
+            </w:r>
+          </w:p>
+        </w:tc>
+      </w:tr>
+      <w:tr>
+        <w:tc>
+          <w:tcPr>
+            <w:tcW w:type="dxa" w:w="2268"/>
+            <w:shd w:val="clear" w:color="auto" w:fill="FFFFFF"/>
+            <w:tcBorders>
+              <w:top w:val="single" w:sz="2" w:space="0" w:color="DDDDDD"/>
+              <w:bottom w:val="single" w:sz="2" w:space="0" w:color="DDDDDD"/>
+              <w:left w:val="single" w:sz="2" w:space="0" w:color="DDDDDD"/>
+              <w:right w:val="single" w:sz="2" w:space="0" w:color="DDDDDD"/>
+            </w:tcBorders>
+          </w:tcPr>
+          <w:p>
+            <w:pPr>
+              <w:spacing w:before="40" w:after="40"/>
+              <w:ind w:left="80" w:right="80"/>
+              <w:jc w:val="left"/>
+            </w:pPr>
+            <w:r>
+              <w:rPr>
+                <w:rFonts w:ascii="Arial" w:hAnsi="Arial"/>
+                <w:b w:val="0"/>
+                <w:color w:val="1A1A2E"/>
+                <w:sz w:val="20"/>
+              </w:rPr>
+              <w:t>Modelador / Arte (2 membros)</w:t>
+            </w:r>
+          </w:p>
+        </w:tc>
+        <w:tc>
+          <w:tcPr>
+            <w:tcW w:type="dxa" w:w="2268"/>
+            <w:shd w:val="clear" w:color="auto" w:fill="FFFFFF"/>
+            <w:tcBorders>
+              <w:top w:val="single" w:sz="2" w:space="0" w:color="DDDDDD"/>
+              <w:bottom w:val="single" w:sz="2" w:space="0" w:color="DDDDDD"/>
+              <w:left w:val="single" w:sz="2" w:space="0" w:color="DDDDDD"/>
+              <w:right w:val="single" w:sz="2" w:space="0" w:color="DDDDDD"/>
+            </w:tcBorders>
+          </w:tcPr>
+          <w:p>
+            <w:pPr>
+              <w:spacing w:before="40" w:after="40"/>
+              <w:ind w:left="80" w:right="80"/>
+              <w:jc w:val="left"/>
+            </w:pPr>
+            <w:r>
+              <w:rPr>
+                <w:rFonts w:ascii="Arial" w:hAnsi="Arial"/>
+                <w:b w:val="0"/>
+                <w:color w:val="1A1A2E"/>
+                <w:sz w:val="20"/>
+              </w:rPr>
+              <w:t>Mão de Obra</w:t>
+            </w:r>
+          </w:p>
+        </w:tc>
+        <w:tc>
+          <w:tcPr>
+            <w:tcW w:type="dxa" w:w="2268"/>
+            <w:shd w:val="clear" w:color="auto" w:fill="FFFFFF"/>
+            <w:tcBorders>
+              <w:top w:val="single" w:sz="2" w:space="0" w:color="DDDDDD"/>
+              <w:bottom w:val="single" w:sz="2" w:space="0" w:color="DDDDDD"/>
+              <w:left w:val="single" w:sz="2" w:space="0" w:color="DDDDDD"/>
+              <w:right w:val="single" w:sz="2" w:space="0" w:color="DDDDDD"/>
+            </w:tcBorders>
+          </w:tcPr>
+          <w:p>
+            <w:pPr>
+              <w:spacing w:before="40" w:after="40"/>
+              <w:ind w:left="80" w:right="80"/>
+              <w:jc w:val="right"/>
+            </w:pPr>
+            <w:r>
+              <w:rPr>
+                <w:rFonts w:ascii="Arial" w:hAnsi="Arial"/>
+                <w:b w:val="0"/>
+                <w:color w:val="1A1A2E"/>
+                <w:sz w:val="20"/>
+              </w:rPr>
+              <w:t>R$ 1.920,00</w:t>
+            </w:r>
+          </w:p>
+        </w:tc>
+        <w:tc>
+          <w:tcPr>
+            <w:tcW w:type="dxa" w:w="2268"/>
+            <w:shd w:val="clear" w:color="auto" w:fill="FFFFFF"/>
+            <w:tcBorders>
+              <w:top w:val="single" w:sz="2" w:space="0" w:color="DDDDDD"/>
+              <w:bottom w:val="single" w:sz="2" w:space="0" w:color="DDDDDD"/>
+              <w:left w:val="single" w:sz="2" w:space="0" w:color="DDDDDD"/>
+              <w:right w:val="single" w:sz="2" w:space="0" w:color="DDDDDD"/>
+            </w:tcBorders>
+          </w:tcPr>
+          <w:p>
+            <w:pPr>
+              <w:spacing w:before="40" w:after="40"/>
+              <w:ind w:left="80" w:right="80"/>
+              <w:jc w:val="left"/>
+            </w:pPr>
+            <w:r>
+              <w:rPr>
+                <w:rFonts w:ascii="Arial" w:hAnsi="Arial"/>
+                <w:b w:val="0"/>
+                <w:color w:val="1A1A2E"/>
+                <w:sz w:val="20"/>
+              </w:rPr>
+              <w:t>2 artistas × 24h × R$ 40,00/h</w:t>
             </w:r>
           </w:p>
         </w:tc>
@@ -4227,7 +6347,7 @@
                 <w:color w:val="C0392B"/>
                 <w:sz w:val="22"/>
               </w:rPr>
-              <w:t>R$ 0,00</w:t>
+              <w:t>R$ 14.299,60</w:t>
             </w:r>
           </w:p>
         </w:tc>
@@ -4284,7 +6404,7 @@
           <w:color w:val="1A1A2E"/>
           <w:sz w:val="22"/>
         </w:rPr>
-        <w:t>O único custo real é o tempo de desenvolvimento. Estimando oito semanas de trabalho a cerca de quatro horas semanais por integrante, são aproximadamente 128 horas totais distribuídas entre os quatro membros da equipe.</w:t>
+        <w:t>Os valores de mão de obra foram calculados com base em referências de mercado para freelancers e desenvolvedores júnior/pleno em Goiânia (2026). Os custos de ferramentas e infraestrutura refletem cenários de projetos independentes de pequeno porte.</w:t>
       </w:r>
     </w:p>
     <w:sectPr>
@@ -28535,16 +30655,4 @@
   </a:objectDefaults>
   <a:extraClrSchemeLst/>
 </a:theme>
-</file>
-
-<file path=customXml/item1.xml><?xml version="1.0" encoding="utf-8"?>
-<b:Sources xmlns:b="http://schemas.openxmlformats.org/officeDocument/2006/bibliography" xmlns="http://schemas.openxmlformats.org/officeDocument/2006/bibliography" SelectedStyle="/APA.XSL" StyleName="APA"/>
-</file>
-
-<file path=customXml/itemProps1.xml><?xml version="1.0" encoding="utf-8"?>
-<ds:datastoreItem xmlns:ds="http://schemas.openxmlformats.org/officeDocument/2006/customXml" ds:itemID="{EF278816-EC6F-A645-907D-7F25AECB1D4A}">
-  <ds:schemaRefs>
-    <ds:schemaRef ds:uri="http://schemas.openxmlformats.org/officeDocument/2006/bibliography"/>
-  </ds:schemaRefs>
-</ds:datastoreItem>
 </file>